--- a/Grado/IPE/Portfolio_personal.docx
+++ b/Grado/IPE/Portfolio_personal.docx
@@ -3,7 +3,38 @@
 <w:document xmlns:ve="http://schemas.openxmlformats.org/markup-compatibility/2006" xmlns:o="urn:schemas-microsoft-com:office:office" xmlns:r="http://schemas.openxmlformats.org/officeDocument/2006/relationships" xmlns:m="http://schemas.openxmlformats.org/officeDocument/2006/math" xmlns:v="urn:schemas-microsoft-com:vml" xmlns:wp="http://schemas.openxmlformats.org/drawingml/2006/wordprocessingDrawing" xmlns:w10="urn:schemas-microsoft-com:office:word" xmlns:w="http://schemas.openxmlformats.org/wordprocessingml/2006/main" xmlns:wne="http://schemas.microsoft.com/office/word/2006/wordml">
   <w:body>
     <w:p>
-      <w:r>
+      <w:pPr>
+        <w:rPr>
+          <w:b/>
+          <w:sz w:val="36"/>
+        </w:rPr>
+      </w:pPr>
+      <w:r>
+        <w:rPr>
+          <w:b/>
+          <w:sz w:val="36"/>
+        </w:rPr>
+        <w:t>Portfolio personal</w:t>
+      </w:r>
+    </w:p>
+    <w:p>
+      <w:pPr>
+        <w:rPr>
+          <w:b/>
+          <w:sz w:val="36"/>
+        </w:rPr>
+      </w:pPr>
+      <w:r>
+        <w:rPr>
+          <w:b/>
+          <w:sz w:val="36"/>
+        </w:rPr>
+        <w:br w:type="page"/>
+      </w:r>
+    </w:p>
+    <w:p>
+      <w:r>
+        <w:lastRenderedPageBreak/>
         <w:t>Ikigai Personal:</w:t>
       </w:r>
     </w:p>
@@ -57,11 +88,9 @@
       <w:r>
         <w:br/>
       </w:r>
-      <w:proofErr w:type="spellStart"/>
-      <w:r>
-        <w:t>asd</w:t>
-      </w:r>
-      <w:proofErr w:type="spellEnd"/>
+      <w:r>
+        <w:t>Encontrando distintas maneras de resolver un problema</w:t>
+      </w:r>
       <w:r>
         <w:br/>
       </w:r>
@@ -88,12 +117,8 @@
       </w:r>
       <w:r>
         <w:br/>
-      </w:r>
-      <w:proofErr w:type="spellStart"/>
-      <w:r>
         <w:t>asd</w:t>
       </w:r>
-      <w:proofErr w:type="spellEnd"/>
       <w:r>
         <w:br/>
       </w:r>
@@ -118,13 +143,8 @@
       <w:r>
         <w:br/>
       </w:r>
-      <w:proofErr w:type="gramStart"/>
-      <w:r>
-        <w:t>Mas</w:t>
-      </w:r>
-      <w:proofErr w:type="gramEnd"/>
-      <w:r>
-        <w:t xml:space="preserve"> valores y sentimiento de unidad.</w:t>
+      <w:r>
+        <w:t>Mas valores y sentimiento de unidad.</w:t>
       </w:r>
     </w:p>
     <w:p/>
@@ -144,6 +164,9 @@
       <w:r>
         <w:t>Debilidades:</w:t>
       </w:r>
+      <w:r>
+        <w:t xml:space="preserve"> Cuando me agobio me nublo e ignoro a los demás</w:t>
+      </w:r>
     </w:p>
     <w:p>
       <w:pPr>
@@ -156,6 +179,9 @@
       <w:r>
         <w:t>Amenazas:</w:t>
       </w:r>
+      <w:r>
+        <w:t xml:space="preserve"> Falta de experiencia laboral en el sector</w:t>
+      </w:r>
     </w:p>
     <w:p>
       <w:pPr>
@@ -167,6 +193,9 @@
       </w:pPr>
       <w:r>
         <w:t>Fortalezas:</w:t>
+      </w:r>
+      <w:r>
+        <w:t xml:space="preserve"> </w:t>
       </w:r>
     </w:p>
     <w:p>
@@ -194,7 +223,7 @@
 
 <file path=word/endnotes.xml><?xml version="1.0" encoding="utf-8"?>
 <w:endnotes xmlns:ve="http://schemas.openxmlformats.org/markup-compatibility/2006" xmlns:o="urn:schemas-microsoft-com:office:office" xmlns:r="http://schemas.openxmlformats.org/officeDocument/2006/relationships" xmlns:m="http://schemas.openxmlformats.org/officeDocument/2006/math" xmlns:v="urn:schemas-microsoft-com:vml" xmlns:wp="http://schemas.openxmlformats.org/drawingml/2006/wordprocessingDrawing" xmlns:w10="urn:schemas-microsoft-com:office:word" xmlns:w="http://schemas.openxmlformats.org/wordprocessingml/2006/main" xmlns:wne="http://schemas.microsoft.com/office/word/2006/wordml">
-  <w:endnote w:type="separator" w:id="-1">
+  <w:endnote w:type="separator" w:id="0">
     <w:p>
       <w:pPr>
         <w:spacing w:after="0" w:line="240" w:lineRule="auto"/>
@@ -204,7 +233,7 @@
       </w:r>
     </w:p>
   </w:endnote>
-  <w:endnote w:type="continuationSeparator" w:id="0">
+  <w:endnote w:type="continuationSeparator" w:id="1">
     <w:p>
       <w:pPr>
         <w:spacing w:after="0" w:line="240" w:lineRule="auto"/>
@@ -219,7 +248,7 @@
 
 <file path=word/footnotes.xml><?xml version="1.0" encoding="utf-8"?>
 <w:footnotes xmlns:ve="http://schemas.openxmlformats.org/markup-compatibility/2006" xmlns:o="urn:schemas-microsoft-com:office:office" xmlns:r="http://schemas.openxmlformats.org/officeDocument/2006/relationships" xmlns:m="http://schemas.openxmlformats.org/officeDocument/2006/math" xmlns:v="urn:schemas-microsoft-com:vml" xmlns:wp="http://schemas.openxmlformats.org/drawingml/2006/wordprocessingDrawing" xmlns:w10="urn:schemas-microsoft-com:office:word" xmlns:w="http://schemas.openxmlformats.org/wordprocessingml/2006/main" xmlns:wne="http://schemas.microsoft.com/office/word/2006/wordml">
-  <w:footnote w:type="separator" w:id="-1">
+  <w:footnote w:type="separator" w:id="0">
     <w:p>
       <w:pPr>
         <w:spacing w:after="0" w:line="240" w:lineRule="auto"/>
@@ -229,7 +258,7 @@
       </w:r>
     </w:p>
   </w:footnote>
-  <w:footnote w:type="continuationSeparator" w:id="0">
+  <w:footnote w:type="continuationSeparator" w:id="1">
     <w:p>
       <w:pPr>
         <w:spacing w:after="0" w:line="240" w:lineRule="auto"/>

--- a/Grado/IPE/Portfolio_personal.docx
+++ b/Grado/IPE/Portfolio_personal.docx
@@ -208,6 +208,47 @@
       </w:pPr>
       <w:r>
         <w:t>Oportunidades:</w:t>
+      </w:r>
+    </w:p>
+    <w:p>
+      <w:r>
+        <w:br w:type="page"/>
+      </w:r>
+    </w:p>
+    <w:p>
+      <w:r>
+        <w:lastRenderedPageBreak/>
+        <w:t>Guión Elevator Pitch:</w:t>
+      </w:r>
+    </w:p>
+    <w:p>
+      <w:r>
+        <w:t>Buenos dias, me llamo David González Menéndez y actualmente estoy estudiando un Ciclo Formativo de Grado Superior en Desarrollo de Aplicaciones Web.</w:t>
+      </w:r>
+    </w:p>
+    <w:p>
+      <w:r>
+        <w:t>Desde muy pequeño, el ambito de las tecnologías me ha transmitido mucha curiosidad por saber como funcionan y se desarrollan. Dentro de todas las que existen, me llamo mucho la atencion como se desarrollan las aplicaciones que usamos en nuestro dia a dia (ejemplos apps) y cómo pueden ayudarnos a mejorar la calidad de vida. Me considero una persona bastante curiosa, me gusta investigar e indagar en temas que me parecen interesantes sean del ámbito que sean.</w:t>
+      </w:r>
+    </w:p>
+    <w:p>
+      <w:r>
+        <w:t>Me considero una persona con una capacidad alta sobre la resolución de problemas, cooperativa y con un pensamiento divergente sobre la resolución de un problema, buscando distintas maneras de solucionarlo. Disfruto trabajando en equipo y comunicándome con mi equipo de trabajo para lograr una meta en común sobre el proyecto o tarea que tengamos a cargo. Además, mantengo una actitud positiva y tengo una alta capacidad de adaptación permitiéndome afrontar muy bien cambios respecto a nuevas tecnologías o requisitos del cliente.</w:t>
+      </w:r>
+    </w:p>
+    <w:p>
+      <w:r>
+        <w:t>En un futuro me gustaría dedicarme al desarrollo web o a proyectos relacionados con la creación de herramientas basadas en Inteligencia Artificial, creando programas que faciliten la vida cotidiana de la sociedad o ayudando a una empresa publica o privada a poder realizar de una manera mas eficaz su idea de negocio.</w:t>
+      </w:r>
+    </w:p>
+    <w:p>
+      <w:r>
+        <w:t>Mi objetivo es seguir formándome tanto dentro de una empresa como fuera, ganar experiencia profesional y poder aportar valor a la sociedad, contribuyendo a que las personas y las empresas trabajen de forma más sencilla y segura.</w:t>
+      </w:r>
+    </w:p>
+    <w:p>
+      <w:r>
+        <w:t>En conclusión, me apasiona la idea de crecer en este ámbito, aprendiendo todo lo posible y aportando un granito de arena con mi trabajo. La tecnología, dándole un buen uso, puede ser una herramienta muy importante para mejorar el mundo y me gustaría formar parte de ese camino para mejorarlo.</w:t>
       </w:r>
     </w:p>
     <w:sectPr>

--- a/Grado/IPE/Portfolio_personal.docx
+++ b/Grado/IPE/Portfolio_personal.docx
@@ -4,6 +4,61 @@
   <w:body>
     <w:p>
       <w:pPr>
+        <w:jc w:val="center"/>
+        <w:rPr>
+          <w:b/>
+          <w:sz w:val="52"/>
+        </w:rPr>
+      </w:pPr>
+    </w:p>
+    <w:p>
+      <w:pPr>
+        <w:jc w:val="center"/>
+        <w:rPr>
+          <w:b/>
+          <w:sz w:val="52"/>
+        </w:rPr>
+      </w:pPr>
+    </w:p>
+    <w:p>
+      <w:pPr>
+        <w:jc w:val="center"/>
+        <w:rPr>
+          <w:b/>
+          <w:sz w:val="52"/>
+        </w:rPr>
+      </w:pPr>
+    </w:p>
+    <w:p>
+      <w:pPr>
+        <w:jc w:val="center"/>
+        <w:rPr>
+          <w:b/>
+          <w:sz w:val="52"/>
+        </w:rPr>
+      </w:pPr>
+    </w:p>
+    <w:p>
+      <w:pPr>
+        <w:jc w:val="center"/>
+        <w:rPr>
+          <w:b/>
+          <w:sz w:val="52"/>
+        </w:rPr>
+      </w:pPr>
+    </w:p>
+    <w:p>
+      <w:pPr>
+        <w:jc w:val="center"/>
+        <w:rPr>
+          <w:b/>
+          <w:sz w:val="52"/>
+        </w:rPr>
+      </w:pPr>
+    </w:p>
+    <w:p>
+      <w:pPr>
+        <w:jc w:val="center"/>
         <w:rPr>
           <w:b/>
           <w:sz w:val="36"/>
@@ -12,28 +67,64 @@
       <w:r>
         <w:rPr>
           <w:b/>
-          <w:sz w:val="36"/>
+          <w:sz w:val="52"/>
         </w:rPr>
         <w:t>Portfolio personal</w:t>
       </w:r>
-    </w:p>
-    <w:p>
-      <w:pPr>
-        <w:rPr>
-          <w:b/>
-          <w:sz w:val="36"/>
-        </w:rPr>
-      </w:pPr>
-      <w:r>
-        <w:rPr>
-          <w:b/>
-          <w:sz w:val="36"/>
+      <w:r>
+        <w:rPr>
+          <w:b/>
+          <w:sz w:val="52"/>
+        </w:rPr>
+        <w:br/>
+      </w:r>
+      <w:r>
+        <w:rPr>
+          <w:b/>
+          <w:sz w:val="52"/>
+        </w:rPr>
+        <w:br/>
+      </w:r>
+      <w:r>
+        <w:rPr>
+          <w:b/>
+          <w:sz w:val="28"/>
+        </w:rPr>
+        <w:t>David González Menéndez</w:t>
+      </w:r>
+      <w:r>
+        <w:rPr>
+          <w:b/>
+          <w:sz w:val="28"/>
+        </w:rPr>
+        <w:t xml:space="preserve"> 2ºDAW</w:t>
+      </w:r>
+    </w:p>
+    <w:p>
+      <w:pPr>
+        <w:rPr>
+          <w:b/>
+          <w:sz w:val="52"/>
+        </w:rPr>
+      </w:pPr>
+      <w:r>
+        <w:rPr>
+          <w:b/>
+          <w:sz w:val="52"/>
         </w:rPr>
         <w:br w:type="page"/>
       </w:r>
     </w:p>
     <w:p>
-      <w:r>
+      <w:pPr>
+        <w:rPr>
+          <w:rFonts w:ascii="Arial" w:hAnsi="Arial" w:cs="Arial"/>
+        </w:rPr>
+      </w:pPr>
+      <w:r>
+        <w:rPr>
+          <w:rFonts w:ascii="Arial" w:hAnsi="Arial" w:cs="Arial"/>
+        </w:rPr>
         <w:lastRenderedPageBreak/>
         <w:t>Ikigai Personal:</w:t>
       </w:r>
@@ -45,26 +136,40 @@
           <w:ilvl w:val="0"/>
           <w:numId w:val="1"/>
         </w:numPr>
-      </w:pPr>
-      <w:r>
-        <w:rPr>
+        <w:rPr>
+          <w:rFonts w:ascii="Arial" w:hAnsi="Arial" w:cs="Arial"/>
+        </w:rPr>
+      </w:pPr>
+      <w:r>
+        <w:rPr>
+          <w:rFonts w:ascii="Arial" w:hAnsi="Arial" w:cs="Arial"/>
           <w:b/>
         </w:rPr>
         <w:t>¿Qué es lo que más te gusta?</w:t>
       </w:r>
       <w:r>
         <w:rPr>
+          <w:rFonts w:ascii="Arial" w:hAnsi="Arial" w:cs="Arial"/>
           <w:b/>
         </w:rPr>
         <w:br/>
       </w:r>
       <w:r>
+        <w:rPr>
+          <w:rFonts w:ascii="Arial" w:hAnsi="Arial" w:cs="Arial"/>
+        </w:rPr>
         <w:br/>
       </w:r>
       <w:r>
-        <w:t>Sentirme realizado y que he tenido un día productivo, crear o diseñar cosas nuevas, escuchar música, conducir, estar con mis amigos.</w:t>
-      </w:r>
-      <w:r>
+        <w:rPr>
+          <w:rFonts w:ascii="Arial" w:hAnsi="Arial" w:cs="Arial"/>
+        </w:rPr>
+        <w:t>Lo que más disfruto es la sensación de haber aprovechado bien el día, de sentirme realizado al saber que he sido productivo. Me motiva especialmente el proceso creativo: idear productos nuevos desde cero o replantear soluciones ya existentes desde un ángulo diferente. Esa búsqueda constante de innovación y mejora es lo que me impulsa a seguir aprendiendo y creciendo profesionalmente.</w:t>
+      </w:r>
+      <w:r>
+        <w:rPr>
+          <w:rFonts w:ascii="Arial" w:hAnsi="Arial" w:cs="Arial"/>
+        </w:rPr>
         <w:br/>
       </w:r>
     </w:p>
@@ -75,23 +180,39 @@
           <w:ilvl w:val="0"/>
           <w:numId w:val="1"/>
         </w:numPr>
-      </w:pPr>
-      <w:r>
-        <w:rPr>
+        <w:rPr>
+          <w:rFonts w:ascii="Arial" w:hAnsi="Arial" w:cs="Arial"/>
+        </w:rPr>
+      </w:pPr>
+      <w:r>
+        <w:rPr>
+          <w:rFonts w:ascii="Arial" w:hAnsi="Arial" w:cs="Arial"/>
           <w:b/>
         </w:rPr>
         <w:t>¿En qué crees que eres bueno?</w:t>
       </w:r>
       <w:r>
+        <w:rPr>
+          <w:rFonts w:ascii="Arial" w:hAnsi="Arial" w:cs="Arial"/>
+        </w:rPr>
         <w:br/>
       </w:r>
       <w:r>
+        <w:rPr>
+          <w:rFonts w:ascii="Arial" w:hAnsi="Arial" w:cs="Arial"/>
+        </w:rPr>
         <w:br/>
       </w:r>
       <w:r>
-        <w:t>Encontrando distintas maneras de resolver un problema</w:t>
-      </w:r>
-      <w:r>
+        <w:rPr>
+          <w:rFonts w:ascii="Arial" w:hAnsi="Arial" w:cs="Arial"/>
+        </w:rPr>
+        <w:t>Considero que tengo una gran capacidad para analizar problemas desde distintas perspectivas y encontrar soluciones creativas y eficientes. Me adapto con facilidad a los desafíos técnicos y disfruto explorando alternativas que optimicen los resultados. Además, tengo un sólido dominio de lenguajes de programación como JavaScript y Python, lo que me permite materializar esas soluciones en proyectos concretos y funcionales.</w:t>
+      </w:r>
+      <w:r>
+        <w:rPr>
+          <w:rFonts w:ascii="Arial" w:hAnsi="Arial" w:cs="Arial"/>
+        </w:rPr>
         <w:br/>
       </w:r>
     </w:p>
@@ -102,24 +223,40 @@
           <w:ilvl w:val="0"/>
           <w:numId w:val="1"/>
         </w:numPr>
-      </w:pPr>
-      <w:r>
-        <w:rPr>
+        <w:rPr>
+          <w:rFonts w:ascii="Arial" w:hAnsi="Arial" w:cs="Arial"/>
+        </w:rPr>
+      </w:pPr>
+      <w:r>
+        <w:rPr>
+          <w:rFonts w:ascii="Arial" w:hAnsi="Arial" w:cs="Arial"/>
           <w:b/>
         </w:rPr>
         <w:t>¿Por qué crees que te pueden pagar?</w:t>
       </w:r>
       <w:r>
         <w:rPr>
+          <w:rFonts w:ascii="Arial" w:hAnsi="Arial" w:cs="Arial"/>
           <w:b/>
         </w:rPr>
         <w:br/>
       </w:r>
       <w:r>
+        <w:rPr>
+          <w:rFonts w:ascii="Arial" w:hAnsi="Arial" w:cs="Arial"/>
+        </w:rPr>
         <w:br/>
-        <w:t>asd</w:t>
-      </w:r>
-      <w:r>
+      </w:r>
+      <w:r>
+        <w:rPr>
+          <w:rFonts w:ascii="Arial" w:hAnsi="Arial" w:cs="Arial"/>
+        </w:rPr>
+        <w:t>Creo que puedo aportar valor desarrollando aplicaciones web que no solo sean funcionales, sino también eficientes, intuitivas y visualmente atractivas. Me enfoco en crear productos digitales que realmente marquen la diferencia, que se destaquen por su rendimiento, usabilidad y diseño. Esa combinación de técnica y enfoque en la experiencia del usuario es algo por lo que las empresas están dispuestas a invertir.</w:t>
+      </w:r>
+      <w:r>
+        <w:rPr>
+          <w:rFonts w:ascii="Arial" w:hAnsi="Arial" w:cs="Arial"/>
+        </w:rPr>
         <w:br/>
       </w:r>
     </w:p>
@@ -130,132 +267,805 @@
           <w:ilvl w:val="0"/>
           <w:numId w:val="1"/>
         </w:numPr>
-      </w:pPr>
-      <w:r>
-        <w:rPr>
+        <w:rPr>
+          <w:rFonts w:ascii="Arial" w:hAnsi="Arial" w:cs="Arial"/>
+        </w:rPr>
+      </w:pPr>
+      <w:r>
+        <w:rPr>
+          <w:rFonts w:ascii="Arial" w:hAnsi="Arial" w:cs="Arial"/>
           <w:b/>
         </w:rPr>
         <w:t>¿Qué crees que el mundo necesita?</w:t>
       </w:r>
       <w:r>
+        <w:rPr>
+          <w:rFonts w:ascii="Arial" w:hAnsi="Arial" w:cs="Arial"/>
+        </w:rPr>
         <w:br/>
       </w:r>
       <w:r>
+        <w:rPr>
+          <w:rFonts w:ascii="Arial" w:hAnsi="Arial" w:cs="Arial"/>
+        </w:rPr>
         <w:br/>
       </w:r>
       <w:r>
-        <w:t>Mas valores y sentimiento de unidad.</w:t>
-      </w:r>
-    </w:p>
-    <w:p/>
-    <w:p>
-      <w:r>
-        <w:t>Modelo DAFO-CAME personal:</w:t>
-      </w:r>
-    </w:p>
-    <w:p>
-      <w:pPr>
-        <w:pStyle w:val="Prrafodelista"/>
+        <w:rPr>
+          <w:rFonts w:ascii="Arial" w:hAnsi="Arial" w:cs="Arial"/>
+        </w:rPr>
+        <w:t>Pienso que el mundo necesita más herramientas y soluciones que faciliten la digitalización, especialmente para quienes no tienen conocimientos técnicos. Además, es fundamental que exista información clara y accesible para que cualquier persona, sin importar su nivel de experiencia, pueda aprender a utilizar estas herramientas de forma efectiva. Democratizar el acceso a la tecnología es clave para un desarrollo más equitativo y sostenible.</w:t>
+      </w:r>
+    </w:p>
+    <w:p>
+      <w:pPr>
+        <w:rPr>
+          <w:rFonts w:ascii="Arial" w:hAnsi="Arial" w:cs="Arial"/>
+        </w:rPr>
+      </w:pPr>
+      <w:r>
+        <w:rPr>
+          <w:rFonts w:ascii="Arial" w:hAnsi="Arial" w:cs="Arial"/>
+        </w:rPr>
+        <w:br w:type="page"/>
+      </w:r>
+    </w:p>
+    <w:p>
+      <w:pPr>
+        <w:spacing w:before="100" w:beforeAutospacing="1" w:after="100" w:afterAutospacing="1" w:line="240" w:lineRule="auto"/>
+        <w:rPr>
+          <w:rFonts w:ascii="Arial" w:eastAsia="Times New Roman" w:hAnsi="Arial" w:cs="Arial"/>
+          <w:b/>
+          <w:bCs/>
+          <w:lang w:eastAsia="es-ES"/>
+        </w:rPr>
+      </w:pPr>
+      <w:r>
+        <w:rPr>
+          <w:rFonts w:ascii="Arial" w:eastAsia="Times New Roman" w:hAnsi="Arial" w:cs="Arial"/>
+          <w:b/>
+          <w:bCs/>
+          <w:lang w:eastAsia="es-ES"/>
+        </w:rPr>
+        <w:lastRenderedPageBreak/>
+        <w:t>Modelo DAFO:</w:t>
+      </w:r>
+    </w:p>
+    <w:p>
+      <w:pPr>
+        <w:spacing w:before="100" w:beforeAutospacing="1" w:after="100" w:afterAutospacing="1" w:line="240" w:lineRule="auto"/>
+        <w:rPr>
+          <w:rFonts w:ascii="Arial" w:eastAsia="Times New Roman" w:hAnsi="Arial" w:cs="Arial"/>
+          <w:lang w:eastAsia="es-ES"/>
+        </w:rPr>
+      </w:pPr>
+      <w:r>
+        <w:rPr>
+          <w:rFonts w:ascii="Arial" w:eastAsia="Times New Roman" w:hAnsi="Arial" w:cs="Arial"/>
+          <w:bCs/>
+          <w:lang w:eastAsia="es-ES"/>
+        </w:rPr>
+        <w:t>Debilidades</w:t>
+      </w:r>
+    </w:p>
+    <w:p>
+      <w:pPr>
         <w:numPr>
           <w:ilvl w:val="0"/>
-          <w:numId w:val="3"/>
+          <w:numId w:val="4"/>
         </w:numPr>
-      </w:pPr>
-      <w:r>
-        <w:t>Debilidades:</w:t>
-      </w:r>
-      <w:r>
-        <w:t xml:space="preserve"> Cuando me agobio me nublo e ignoro a los demás</w:t>
-      </w:r>
-    </w:p>
-    <w:p>
-      <w:pPr>
-        <w:pStyle w:val="Prrafodelista"/>
+        <w:spacing w:before="100" w:beforeAutospacing="1" w:after="100" w:afterAutospacing="1" w:line="240" w:lineRule="auto"/>
+        <w:rPr>
+          <w:rFonts w:ascii="Arial" w:eastAsia="Times New Roman" w:hAnsi="Arial" w:cs="Arial"/>
+          <w:lang w:eastAsia="es-ES"/>
+        </w:rPr>
+      </w:pPr>
+      <w:r>
+        <w:rPr>
+          <w:rFonts w:ascii="Arial" w:eastAsia="Times New Roman" w:hAnsi="Arial" w:cs="Arial"/>
+          <w:b/>
+          <w:bCs/>
+          <w:lang w:eastAsia="es-ES"/>
+        </w:rPr>
+        <w:t>Dificultad para trabajar bajo presión:</w:t>
+      </w:r>
+      <w:r>
+        <w:rPr>
+          <w:rFonts w:ascii="Arial" w:eastAsia="Times New Roman" w:hAnsi="Arial" w:cs="Arial"/>
+          <w:lang w:eastAsia="es-ES"/>
+        </w:rPr>
+        <w:t xml:space="preserve"> En situaciones de alta exigencia o plazos ajustados, puedo sentirme abrumado, lo que afecta mi rendimiento y toma de decisiones. Es un área en la que estoy trabajando para mejorar mi gestión emocional y priorización de tareas.</w:t>
+      </w:r>
+    </w:p>
+    <w:p>
+      <w:pPr>
+        <w:spacing w:before="100" w:beforeAutospacing="1" w:after="100" w:afterAutospacing="1" w:line="240" w:lineRule="auto"/>
+        <w:rPr>
+          <w:rFonts w:ascii="Arial" w:eastAsia="Times New Roman" w:hAnsi="Arial" w:cs="Arial"/>
+          <w:lang w:eastAsia="es-ES"/>
+        </w:rPr>
+      </w:pPr>
+      <w:r>
+        <w:rPr>
+          <w:rFonts w:ascii="Arial" w:eastAsia="Times New Roman" w:hAnsi="Arial" w:cs="Arial"/>
+          <w:bCs/>
+          <w:lang w:eastAsia="es-ES"/>
+        </w:rPr>
+        <w:t>Amenazas</w:t>
+      </w:r>
+    </w:p>
+    <w:p>
+      <w:pPr>
         <w:numPr>
           <w:ilvl w:val="0"/>
-          <w:numId w:val="3"/>
+          <w:numId w:val="5"/>
         </w:numPr>
-      </w:pPr>
-      <w:r>
-        <w:t>Amenazas:</w:t>
-      </w:r>
-      <w:r>
-        <w:t xml:space="preserve"> Falta de experiencia laboral en el sector</w:t>
-      </w:r>
-    </w:p>
-    <w:p>
-      <w:pPr>
-        <w:pStyle w:val="Prrafodelista"/>
+        <w:spacing w:before="100" w:beforeAutospacing="1" w:after="100" w:afterAutospacing="1" w:line="240" w:lineRule="auto"/>
+        <w:rPr>
+          <w:rFonts w:ascii="Arial" w:eastAsia="Times New Roman" w:hAnsi="Arial" w:cs="Arial"/>
+          <w:lang w:eastAsia="es-ES"/>
+        </w:rPr>
+      </w:pPr>
+      <w:r>
+        <w:rPr>
+          <w:rFonts w:ascii="Arial" w:eastAsia="Times New Roman" w:hAnsi="Arial" w:cs="Arial"/>
+          <w:b/>
+          <w:bCs/>
+          <w:lang w:eastAsia="es-ES"/>
+        </w:rPr>
+        <w:t>Falta de experiencia laboral en el sector:</w:t>
+      </w:r>
+      <w:r>
+        <w:rPr>
+          <w:rFonts w:ascii="Arial" w:eastAsia="Times New Roman" w:hAnsi="Arial" w:cs="Arial"/>
+          <w:lang w:eastAsia="es-ES"/>
+        </w:rPr>
+        <w:t xml:space="preserve"> Aunque tengo conocimientos técnicos sólidos, aún no cuento con una trayectoria profesional extensa en el ámbito tecnológico, lo que puede limitar mis oportunidades frente a otros candidatos.</w:t>
+      </w:r>
+    </w:p>
+    <w:p>
+      <w:pPr>
         <w:numPr>
           <w:ilvl w:val="0"/>
-          <w:numId w:val="3"/>
+          <w:numId w:val="5"/>
         </w:numPr>
-      </w:pPr>
-      <w:r>
-        <w:t>Fortalezas:</w:t>
-      </w:r>
-      <w:r>
-        <w:t xml:space="preserve"> </w:t>
-      </w:r>
-    </w:p>
-    <w:p>
-      <w:pPr>
-        <w:pStyle w:val="Prrafodelista"/>
+        <w:spacing w:before="100" w:beforeAutospacing="1" w:after="100" w:afterAutospacing="1" w:line="240" w:lineRule="auto"/>
+        <w:rPr>
+          <w:rFonts w:ascii="Arial" w:eastAsia="Times New Roman" w:hAnsi="Arial" w:cs="Arial"/>
+          <w:lang w:eastAsia="es-ES"/>
+        </w:rPr>
+      </w:pPr>
+      <w:r>
+        <w:rPr>
+          <w:rFonts w:ascii="Arial" w:eastAsia="Times New Roman" w:hAnsi="Arial" w:cs="Arial"/>
+          <w:b/>
+          <w:bCs/>
+          <w:lang w:eastAsia="es-ES"/>
+        </w:rPr>
+        <w:t>Alta competencia en el mercado laboral:</w:t>
+      </w:r>
+      <w:r>
+        <w:rPr>
+          <w:rFonts w:ascii="Arial" w:eastAsia="Times New Roman" w:hAnsi="Arial" w:cs="Arial"/>
+          <w:lang w:eastAsia="es-ES"/>
+        </w:rPr>
+        <w:t xml:space="preserve"> El sector tecnológico está en constante crecimiento y atracción de talento, lo que implica competir con profesionales con más experiencia o especializaciones avanzadas.</w:t>
+      </w:r>
+    </w:p>
+    <w:p>
+      <w:pPr>
+        <w:spacing w:before="100" w:beforeAutospacing="1" w:after="100" w:afterAutospacing="1" w:line="240" w:lineRule="auto"/>
+        <w:rPr>
+          <w:rFonts w:ascii="Arial" w:eastAsia="Times New Roman" w:hAnsi="Arial" w:cs="Arial"/>
+          <w:lang w:eastAsia="es-ES"/>
+        </w:rPr>
+      </w:pPr>
+      <w:r>
+        <w:rPr>
+          <w:rFonts w:ascii="Arial" w:eastAsia="Times New Roman" w:hAnsi="Arial" w:cs="Arial"/>
+          <w:bCs/>
+          <w:lang w:eastAsia="es-ES"/>
+        </w:rPr>
+        <w:t>Fortalezas</w:t>
+      </w:r>
+    </w:p>
+    <w:p>
+      <w:pPr>
         <w:numPr>
           <w:ilvl w:val="0"/>
-          <w:numId w:val="3"/>
+          <w:numId w:val="6"/>
         </w:numPr>
-      </w:pPr>
-      <w:r>
-        <w:t>Oportunidades:</w:t>
-      </w:r>
-    </w:p>
-    <w:p>
-      <w:r>
+        <w:spacing w:before="100" w:beforeAutospacing="1" w:after="100" w:afterAutospacing="1" w:line="240" w:lineRule="auto"/>
+        <w:rPr>
+          <w:rFonts w:ascii="Arial" w:eastAsia="Times New Roman" w:hAnsi="Arial" w:cs="Arial"/>
+          <w:lang w:eastAsia="es-ES"/>
+        </w:rPr>
+      </w:pPr>
+      <w:r>
+        <w:rPr>
+          <w:rFonts w:ascii="Arial" w:eastAsia="Times New Roman" w:hAnsi="Arial" w:cs="Arial"/>
+          <w:b/>
+          <w:bCs/>
+          <w:lang w:eastAsia="es-ES"/>
+        </w:rPr>
+        <w:t>Pensamiento rápido y eficaz:</w:t>
+      </w:r>
+      <w:r>
+        <w:rPr>
+          <w:rFonts w:ascii="Arial" w:eastAsia="Times New Roman" w:hAnsi="Arial" w:cs="Arial"/>
+          <w:lang w:eastAsia="es-ES"/>
+        </w:rPr>
+        <w:t xml:space="preserve"> Tengo la capacidad de analizar problemas con agilidad y encontrar soluciones prácticas en poco tiempo. Esta habilidad me permite adaptarme con facilidad a nuevos entornos y desafíos técnicos.</w:t>
+      </w:r>
+    </w:p>
+    <w:p>
+      <w:pPr>
+        <w:spacing w:before="100" w:beforeAutospacing="1" w:after="100" w:afterAutospacing="1" w:line="240" w:lineRule="auto"/>
+        <w:rPr>
+          <w:rFonts w:ascii="Arial" w:eastAsia="Times New Roman" w:hAnsi="Arial" w:cs="Arial"/>
+          <w:lang w:eastAsia="es-ES"/>
+        </w:rPr>
+      </w:pPr>
+      <w:r>
+        <w:rPr>
+          <w:rFonts w:ascii="Arial" w:eastAsia="Times New Roman" w:hAnsi="Arial" w:cs="Arial"/>
+          <w:bCs/>
+          <w:lang w:eastAsia="es-ES"/>
+        </w:rPr>
+        <w:t>Oportunidades</w:t>
+      </w:r>
+    </w:p>
+    <w:p>
+      <w:pPr>
+        <w:numPr>
+          <w:ilvl w:val="0"/>
+          <w:numId w:val="7"/>
+        </w:numPr>
+        <w:spacing w:before="100" w:beforeAutospacing="1" w:after="100" w:afterAutospacing="1" w:line="240" w:lineRule="auto"/>
+        <w:rPr>
+          <w:rFonts w:ascii="Arial" w:eastAsia="Times New Roman" w:hAnsi="Arial" w:cs="Arial"/>
+          <w:lang w:eastAsia="es-ES"/>
+        </w:rPr>
+      </w:pPr>
+      <w:r>
+        <w:rPr>
+          <w:rFonts w:ascii="Arial" w:eastAsia="Times New Roman" w:hAnsi="Arial" w:cs="Arial"/>
+          <w:b/>
+          <w:bCs/>
+          <w:lang w:eastAsia="es-ES"/>
+        </w:rPr>
+        <w:t>Auge de las inteligencias artificiales:</w:t>
+      </w:r>
+      <w:r>
+        <w:rPr>
+          <w:rFonts w:ascii="Arial" w:eastAsia="Times New Roman" w:hAnsi="Arial" w:cs="Arial"/>
+          <w:lang w:eastAsia="es-ES"/>
+        </w:rPr>
+        <w:t xml:space="preserve"> El crecimiento exponencial de las IAs representa una gran oportunidad para especializarme y aportar valor en proyectos innovadores.</w:t>
+      </w:r>
+    </w:p>
+    <w:p>
+      <w:pPr>
+        <w:numPr>
+          <w:ilvl w:val="0"/>
+          <w:numId w:val="7"/>
+        </w:numPr>
+        <w:spacing w:before="100" w:beforeAutospacing="1" w:after="100" w:afterAutospacing="1" w:line="240" w:lineRule="auto"/>
+        <w:rPr>
+          <w:rFonts w:ascii="Arial" w:eastAsia="Times New Roman" w:hAnsi="Arial" w:cs="Arial"/>
+          <w:lang w:eastAsia="es-ES"/>
+        </w:rPr>
+      </w:pPr>
+      <w:r>
+        <w:rPr>
+          <w:rFonts w:ascii="Arial" w:eastAsia="Times New Roman" w:hAnsi="Arial" w:cs="Arial"/>
+          <w:b/>
+          <w:bCs/>
+          <w:lang w:eastAsia="es-ES"/>
+        </w:rPr>
+        <w:t>Uso de frameworks modernos:</w:t>
+      </w:r>
+      <w:r>
+        <w:rPr>
+          <w:rFonts w:ascii="Arial" w:eastAsia="Times New Roman" w:hAnsi="Arial" w:cs="Arial"/>
+          <w:lang w:eastAsia="es-ES"/>
+        </w:rPr>
+        <w:t xml:space="preserve"> La constante evolución de herramientas y frameworks abre la puerta a aprender tecnologías actuales y posicionarme como un desarrollador actualizado y competitivo.</w:t>
+      </w:r>
+    </w:p>
+    <w:p>
+      <w:pPr>
+        <w:spacing w:before="100" w:beforeAutospacing="1" w:after="100" w:afterAutospacing="1" w:line="240" w:lineRule="auto"/>
+        <w:rPr>
+          <w:rFonts w:ascii="Arial" w:eastAsia="Times New Roman" w:hAnsi="Arial" w:cs="Arial"/>
+          <w:b/>
+          <w:lang w:eastAsia="es-ES"/>
+        </w:rPr>
+      </w:pPr>
+      <w:r>
+        <w:rPr>
+          <w:rFonts w:ascii="Arial" w:eastAsia="Times New Roman" w:hAnsi="Arial" w:cs="Arial"/>
+          <w:b/>
+          <w:lang w:eastAsia="es-ES"/>
+        </w:rPr>
+        <w:t xml:space="preserve">Modelo </w:t>
+      </w:r>
+      <w:r>
+        <w:rPr>
+          <w:rFonts w:ascii="Arial" w:eastAsia="Times New Roman" w:hAnsi="Arial" w:cs="Arial"/>
+          <w:b/>
+          <w:lang w:eastAsia="es-ES"/>
+        </w:rPr>
+        <w:t>CAME:</w:t>
+      </w:r>
+    </w:p>
+    <w:p>
+      <w:pPr>
+        <w:spacing w:before="100" w:beforeAutospacing="1" w:after="100" w:afterAutospacing="1" w:line="240" w:lineRule="auto"/>
+        <w:rPr>
+          <w:rFonts w:ascii="Arial" w:eastAsia="Times New Roman" w:hAnsi="Arial" w:cs="Arial"/>
+          <w:lang w:eastAsia="es-ES"/>
+        </w:rPr>
+      </w:pPr>
+      <w:r>
+        <w:rPr>
+          <w:rFonts w:ascii="Arial" w:eastAsia="Times New Roman" w:hAnsi="Arial" w:cs="Arial"/>
+          <w:bCs/>
+          <w:lang w:eastAsia="es-ES"/>
+        </w:rPr>
+        <w:t>Corregir</w:t>
+      </w:r>
+    </w:p>
+    <w:p>
+      <w:pPr>
+        <w:numPr>
+          <w:ilvl w:val="0"/>
+          <w:numId w:val="8"/>
+        </w:numPr>
+        <w:spacing w:before="100" w:beforeAutospacing="1" w:after="100" w:afterAutospacing="1" w:line="240" w:lineRule="auto"/>
+        <w:rPr>
+          <w:rFonts w:ascii="Arial" w:eastAsia="Times New Roman" w:hAnsi="Arial" w:cs="Arial"/>
+          <w:lang w:eastAsia="es-ES"/>
+        </w:rPr>
+      </w:pPr>
+      <w:r>
+        <w:rPr>
+          <w:rFonts w:ascii="Arial" w:eastAsia="Times New Roman" w:hAnsi="Arial" w:cs="Arial"/>
+          <w:b/>
+          <w:bCs/>
+          <w:lang w:eastAsia="es-ES"/>
+        </w:rPr>
+        <w:t>Organizar mejor los tiempos de mis tareas personales:</w:t>
+      </w:r>
+      <w:r>
+        <w:rPr>
+          <w:rFonts w:ascii="Arial" w:eastAsia="Times New Roman" w:hAnsi="Arial" w:cs="Arial"/>
+          <w:lang w:eastAsia="es-ES"/>
+        </w:rPr>
+        <w:t xml:space="preserve"> Necesito establecer rutinas más eficientes y priorizar actividades para evitar la procrastinación y mejorar mi productividad diaria, tanto en lo personal como en lo profesional.</w:t>
+      </w:r>
+    </w:p>
+    <w:p>
+      <w:pPr>
+        <w:spacing w:before="100" w:beforeAutospacing="1" w:after="100" w:afterAutospacing="1" w:line="240" w:lineRule="auto"/>
+        <w:rPr>
+          <w:rFonts w:ascii="Arial" w:eastAsia="Times New Roman" w:hAnsi="Arial" w:cs="Arial"/>
+          <w:lang w:eastAsia="es-ES"/>
+        </w:rPr>
+      </w:pPr>
+      <w:r>
+        <w:rPr>
+          <w:rFonts w:ascii="Arial" w:eastAsia="Times New Roman" w:hAnsi="Arial" w:cs="Arial"/>
+          <w:bCs/>
+          <w:lang w:eastAsia="es-ES"/>
+        </w:rPr>
+        <w:t>Afrontar</w:t>
+      </w:r>
+    </w:p>
+    <w:p>
+      <w:pPr>
+        <w:numPr>
+          <w:ilvl w:val="0"/>
+          <w:numId w:val="9"/>
+        </w:numPr>
+        <w:spacing w:before="100" w:beforeAutospacing="1" w:after="100" w:afterAutospacing="1" w:line="240" w:lineRule="auto"/>
+        <w:rPr>
+          <w:rFonts w:ascii="Arial" w:eastAsia="Times New Roman" w:hAnsi="Arial" w:cs="Arial"/>
+          <w:lang w:eastAsia="es-ES"/>
+        </w:rPr>
+      </w:pPr>
+      <w:r>
+        <w:rPr>
+          <w:rFonts w:ascii="Arial" w:eastAsia="Times New Roman" w:hAnsi="Arial" w:cs="Arial"/>
+          <w:b/>
+          <w:bCs/>
+          <w:lang w:eastAsia="es-ES"/>
+        </w:rPr>
+        <w:t>Pulir conocimientos sobre IAs y frameworks:</w:t>
+      </w:r>
+      <w:r>
+        <w:rPr>
+          <w:rFonts w:ascii="Arial" w:eastAsia="Times New Roman" w:hAnsi="Arial" w:cs="Arial"/>
+          <w:lang w:eastAsia="es-ES"/>
+        </w:rPr>
+        <w:t xml:space="preserve"> Me propongo profundizar en el estudio de inteligencia artificial y dominar frameworks modernos como React, Vue o Laravel, para estar mejor preparado ante las exigencias del mercado.</w:t>
+      </w:r>
+    </w:p>
+    <w:p>
+      <w:pPr>
+        <w:rPr>
+          <w:rFonts w:ascii="Arial" w:eastAsia="Times New Roman" w:hAnsi="Arial" w:cs="Arial"/>
+          <w:lang w:eastAsia="es-ES"/>
+        </w:rPr>
+      </w:pPr>
+    </w:p>
+    <w:p>
+      <w:pPr>
+        <w:rPr>
+          <w:rFonts w:ascii="Arial" w:eastAsia="Times New Roman" w:hAnsi="Arial" w:cs="Arial"/>
+          <w:lang w:eastAsia="es-ES"/>
+        </w:rPr>
+      </w:pPr>
+    </w:p>
+    <w:p>
+      <w:pPr>
+        <w:rPr>
+          <w:rFonts w:ascii="Arial" w:eastAsia="Times New Roman" w:hAnsi="Arial" w:cs="Arial"/>
+          <w:lang w:eastAsia="es-ES"/>
+        </w:rPr>
+      </w:pPr>
+    </w:p>
+    <w:p>
+      <w:pPr>
+        <w:rPr>
+          <w:rFonts w:ascii="Arial" w:eastAsia="Times New Roman" w:hAnsi="Arial" w:cs="Arial"/>
+          <w:lang w:eastAsia="es-ES"/>
+        </w:rPr>
+      </w:pPr>
+      <w:r>
+        <w:rPr>
+          <w:rFonts w:ascii="Arial" w:eastAsia="Times New Roman" w:hAnsi="Arial" w:cs="Arial"/>
+          <w:lang w:eastAsia="es-ES"/>
+        </w:rPr>
+        <w:lastRenderedPageBreak/>
+        <w:t xml:space="preserve"> </w:t>
+      </w:r>
+      <w:r>
+        <w:rPr>
+          <w:rFonts w:ascii="Arial" w:eastAsia="Times New Roman" w:hAnsi="Arial" w:cs="Arial"/>
+          <w:bCs/>
+          <w:lang w:eastAsia="es-ES"/>
+        </w:rPr>
+        <w:t>Mantener</w:t>
+      </w:r>
+    </w:p>
+    <w:p>
+      <w:pPr>
+        <w:numPr>
+          <w:ilvl w:val="0"/>
+          <w:numId w:val="10"/>
+        </w:numPr>
+        <w:spacing w:before="100" w:beforeAutospacing="1" w:after="100" w:afterAutospacing="1" w:line="240" w:lineRule="auto"/>
+        <w:rPr>
+          <w:rFonts w:ascii="Arial" w:eastAsia="Times New Roman" w:hAnsi="Arial" w:cs="Arial"/>
+          <w:lang w:eastAsia="es-ES"/>
+        </w:rPr>
+      </w:pPr>
+      <w:r>
+        <w:rPr>
+          <w:rFonts w:ascii="Arial" w:eastAsia="Times New Roman" w:hAnsi="Arial" w:cs="Arial"/>
+          <w:b/>
+          <w:bCs/>
+          <w:lang w:eastAsia="es-ES"/>
+        </w:rPr>
+        <w:t>Enfoque en buenas prácticas:</w:t>
+      </w:r>
+      <w:r>
+        <w:rPr>
+          <w:rFonts w:ascii="Arial" w:eastAsia="Times New Roman" w:hAnsi="Arial" w:cs="Arial"/>
+          <w:lang w:eastAsia="es-ES"/>
+        </w:rPr>
+        <w:t xml:space="preserve"> Continuaré aplicando principios sólidos de desarrollo como la escritura de código limpio, documentación clara y uso de control de versiones, ya que son fundamentales para el trabajo en equipo y la escalabilidad de proyectos.</w:t>
+      </w:r>
+    </w:p>
+    <w:p>
+      <w:pPr>
+        <w:spacing w:before="100" w:beforeAutospacing="1" w:after="100" w:afterAutospacing="1" w:line="240" w:lineRule="auto"/>
+        <w:rPr>
+          <w:rFonts w:ascii="Arial" w:eastAsia="Times New Roman" w:hAnsi="Arial" w:cs="Arial"/>
+          <w:lang w:eastAsia="es-ES"/>
+        </w:rPr>
+      </w:pPr>
+      <w:r>
+        <w:rPr>
+          <w:rFonts w:ascii="Arial" w:eastAsia="Times New Roman" w:hAnsi="Arial" w:cs="Arial"/>
+          <w:bCs/>
+          <w:lang w:eastAsia="es-ES"/>
+        </w:rPr>
+        <w:t>Explotar</w:t>
+      </w:r>
+    </w:p>
+    <w:p>
+      <w:pPr>
+        <w:numPr>
+          <w:ilvl w:val="0"/>
+          <w:numId w:val="11"/>
+        </w:numPr>
+        <w:spacing w:before="100" w:beforeAutospacing="1" w:after="100" w:afterAutospacing="1" w:line="240" w:lineRule="auto"/>
+        <w:ind w:left="708"/>
+        <w:rPr>
+          <w:rFonts w:ascii="Arial" w:hAnsi="Arial" w:cs="Arial"/>
+        </w:rPr>
+      </w:pPr>
+      <w:r>
+        <w:rPr>
+          <w:rFonts w:ascii="Arial" w:eastAsia="Times New Roman" w:hAnsi="Arial" w:cs="Arial"/>
+          <w:b/>
+          <w:bCs/>
+          <w:lang w:eastAsia="es-ES"/>
+        </w:rPr>
+        <w:t>Capacidad de liderazgo:</w:t>
+      </w:r>
+      <w:r>
+        <w:rPr>
+          <w:rFonts w:ascii="Arial" w:eastAsia="Times New Roman" w:hAnsi="Arial" w:cs="Arial"/>
+          <w:lang w:eastAsia="es-ES"/>
+        </w:rPr>
+        <w:t xml:space="preserve"> Tengo habilidades para coordinar equipos, tomar decisiones y motivar a otros. Quiero potenciar esta cualidad participando en proyectos colaborativos donde pueda asumir roles de mayor responsabilidad.</w:t>
+      </w:r>
+    </w:p>
+    <w:p>
+      <w:pPr>
+        <w:rPr>
+          <w:rFonts w:ascii="Arial" w:hAnsi="Arial" w:cs="Arial"/>
+        </w:rPr>
+      </w:pPr>
+      <w:r>
+        <w:rPr>
+          <w:rFonts w:ascii="Arial" w:hAnsi="Arial" w:cs="Arial"/>
+          <w:noProof/>
+          <w:lang w:eastAsia="es-ES"/>
+        </w:rPr>
+        <w:drawing>
+          <wp:anchor distT="0" distB="0" distL="114300" distR="114300" simplePos="0" relativeHeight="251658240" behindDoc="0" locked="0" layoutInCell="1" allowOverlap="1">
+            <wp:simplePos x="0" y="0"/>
+            <wp:positionH relativeFrom="column">
+              <wp:posOffset>272415</wp:posOffset>
+            </wp:positionH>
+            <wp:positionV relativeFrom="paragraph">
+              <wp:posOffset>402590</wp:posOffset>
+            </wp:positionV>
+            <wp:extent cx="4951095" cy="7002780"/>
+            <wp:effectExtent l="19050" t="0" r="1905" b="0"/>
+            <wp:wrapSquare wrapText="bothSides"/>
+            <wp:docPr id="3" name="2 Imagen" descr="Dark Green &amp; White Simple About Me Poster.png"/>
+            <wp:cNvGraphicFramePr>
+              <a:graphicFrameLocks xmlns:a="http://schemas.openxmlformats.org/drawingml/2006/main" noChangeAspect="1"/>
+            </wp:cNvGraphicFramePr>
+            <a:graphic xmlns:a="http://schemas.openxmlformats.org/drawingml/2006/main">
+              <a:graphicData uri="http://schemas.openxmlformats.org/drawingml/2006/picture">
+                <pic:pic xmlns:pic="http://schemas.openxmlformats.org/drawingml/2006/picture">
+                  <pic:nvPicPr>
+                    <pic:cNvPr id="0" name="Dark Green &amp; White Simple About Me Poster.png"/>
+                    <pic:cNvPicPr/>
+                  </pic:nvPicPr>
+                  <pic:blipFill>
+                    <a:blip r:embed="rId7"/>
+                    <a:stretch>
+                      <a:fillRect/>
+                    </a:stretch>
+                  </pic:blipFill>
+                  <pic:spPr>
+                    <a:xfrm>
+                      <a:off x="0" y="0"/>
+                      <a:ext cx="4951095" cy="7002780"/>
+                    </a:xfrm>
+                    <a:prstGeom prst="rect">
+                      <a:avLst/>
+                    </a:prstGeom>
+                  </pic:spPr>
+                </pic:pic>
+              </a:graphicData>
+            </a:graphic>
+          </wp:anchor>
+        </w:drawing>
+      </w:r>
+      <w:r>
+        <w:rPr>
+          <w:rFonts w:ascii="Arial" w:hAnsi="Arial" w:cs="Arial"/>
+        </w:rPr>
         <w:br w:type="page"/>
       </w:r>
     </w:p>
     <w:p>
-      <w:r>
+      <w:pPr>
+        <w:rPr>
+          <w:rFonts w:ascii="Arial" w:hAnsi="Arial" w:cs="Arial"/>
+        </w:rPr>
+      </w:pPr>
+      <w:r>
+        <w:rPr>
+          <w:rFonts w:ascii="Arial" w:hAnsi="Arial" w:cs="Arial"/>
+        </w:rPr>
         <w:lastRenderedPageBreak/>
         <w:t>Guión Elevator Pitch:</w:t>
       </w:r>
     </w:p>
     <w:p>
-      <w:r>
+      <w:pPr>
+        <w:rPr>
+          <w:rFonts w:ascii="Arial" w:hAnsi="Arial" w:cs="Arial"/>
+        </w:rPr>
+      </w:pPr>
+      <w:r>
+        <w:rPr>
+          <w:rFonts w:ascii="Arial" w:hAnsi="Arial" w:cs="Arial"/>
+        </w:rPr>
         <w:t>Buenos dias, me llamo David González Menéndez y actualmente estoy estudiando un Ciclo Formativo de Grado Superior en Desarrollo de Aplicaciones Web.</w:t>
       </w:r>
     </w:p>
     <w:p>
-      <w:r>
+      <w:pPr>
+        <w:rPr>
+          <w:rFonts w:ascii="Arial" w:hAnsi="Arial" w:cs="Arial"/>
+        </w:rPr>
+      </w:pPr>
+      <w:r>
+        <w:rPr>
+          <w:rFonts w:ascii="Arial" w:hAnsi="Arial" w:cs="Arial"/>
+        </w:rPr>
         <w:t>Desde muy pequeño, el ambito de las tecnologías me ha transmitido mucha curiosidad por saber como funcionan y se desarrollan. Dentro de todas las que existen, me llamo mucho la atencion como se desarrollan las aplicaciones que usamos en nuestro dia a dia (ejemplos apps) y cómo pueden ayudarnos a mejorar la calidad de vida. Me considero una persona bastante curiosa, me gusta investigar e indagar en temas que me parecen interesantes sean del ámbito que sean.</w:t>
       </w:r>
     </w:p>
     <w:p>
-      <w:r>
+      <w:pPr>
+        <w:rPr>
+          <w:rFonts w:ascii="Arial" w:hAnsi="Arial" w:cs="Arial"/>
+        </w:rPr>
+      </w:pPr>
+      <w:r>
+        <w:rPr>
+          <w:rFonts w:ascii="Arial" w:hAnsi="Arial" w:cs="Arial"/>
+        </w:rPr>
         <w:t>Me considero una persona con una capacidad alta sobre la resolución de problemas, cooperativa y con un pensamiento divergente sobre la resolución de un problema, buscando distintas maneras de solucionarlo. Disfruto trabajando en equipo y comunicándome con mi equipo de trabajo para lograr una meta en común sobre el proyecto o tarea que tengamos a cargo. Además, mantengo una actitud positiva y tengo una alta capacidad de adaptación permitiéndome afrontar muy bien cambios respecto a nuevas tecnologías o requisitos del cliente.</w:t>
       </w:r>
     </w:p>
     <w:p>
-      <w:r>
+      <w:pPr>
+        <w:rPr>
+          <w:rFonts w:ascii="Arial" w:hAnsi="Arial" w:cs="Arial"/>
+        </w:rPr>
+      </w:pPr>
+      <w:r>
+        <w:rPr>
+          <w:rFonts w:ascii="Arial" w:hAnsi="Arial" w:cs="Arial"/>
+        </w:rPr>
         <w:t>En un futuro me gustaría dedicarme al desarrollo web o a proyectos relacionados con la creación de herramientas basadas en Inteligencia Artificial, creando programas que faciliten la vida cotidiana de la sociedad o ayudando a una empresa publica o privada a poder realizar de una manera mas eficaz su idea de negocio.</w:t>
       </w:r>
     </w:p>
     <w:p>
-      <w:r>
+      <w:pPr>
+        <w:rPr>
+          <w:rFonts w:ascii="Arial" w:hAnsi="Arial" w:cs="Arial"/>
+        </w:rPr>
+      </w:pPr>
+      <w:r>
+        <w:rPr>
+          <w:rFonts w:ascii="Arial" w:hAnsi="Arial" w:cs="Arial"/>
+        </w:rPr>
         <w:t>Mi objetivo es seguir formándome tanto dentro de una empresa como fuera, ganar experiencia profesional y poder aportar valor a la sociedad, contribuyendo a que las personas y las empresas trabajen de forma más sencilla y segura.</w:t>
       </w:r>
     </w:p>
     <w:p>
-      <w:r>
+      <w:pPr>
+        <w:rPr>
+          <w:rFonts w:ascii="Arial" w:hAnsi="Arial" w:cs="Arial"/>
+        </w:rPr>
+      </w:pPr>
+      <w:r>
+        <w:rPr>
+          <w:rFonts w:ascii="Arial" w:hAnsi="Arial" w:cs="Arial"/>
+        </w:rPr>
         <w:t>En conclusión, me apasiona la idea de crecer en este ámbito, aprendiendo todo lo posible y aportando un granito de arena con mi trabajo. La tecnología, dándole un buen uso, puede ser una herramienta muy importante para mejorar el mundo y me gustaría formar parte de ese camino para mejorarlo.</w:t>
       </w:r>
     </w:p>
+    <w:p>
+      <w:pPr>
+        <w:rPr>
+          <w:rFonts w:ascii="Arial" w:hAnsi="Arial" w:cs="Arial"/>
+        </w:rPr>
+      </w:pPr>
+      <w:r>
+        <w:rPr>
+          <w:rFonts w:ascii="Arial" w:hAnsi="Arial" w:cs="Arial"/>
+        </w:rPr>
+        <w:br w:type="page"/>
+      </w:r>
+    </w:p>
+    <w:p>
+      <w:pPr>
+        <w:rPr>
+          <w:rFonts w:ascii="Arial" w:hAnsi="Arial" w:cs="Arial"/>
+        </w:rPr>
+      </w:pPr>
+      <w:r>
+        <w:rPr>
+          <w:rFonts w:ascii="Arial" w:hAnsi="Arial" w:cs="Arial"/>
+        </w:rPr>
+        <w:lastRenderedPageBreak/>
+        <w:t>Curriculum vitae</w:t>
+      </w:r>
+      <w:r>
+        <w:rPr>
+          <w:rFonts w:ascii="Arial" w:hAnsi="Arial" w:cs="Arial"/>
+        </w:rPr>
+        <w:t>:</w:t>
+      </w:r>
+      <w:r>
+        <w:rPr>
+          <w:rFonts w:ascii="Arial" w:hAnsi="Arial" w:cs="Arial"/>
+        </w:rPr>
+        <w:br/>
+      </w:r>
+      <w:r>
+        <w:rPr>
+          <w:rFonts w:ascii="Arial" w:hAnsi="Arial" w:cs="Arial"/>
+          <w:noProof/>
+          <w:lang w:eastAsia="es-ES"/>
+        </w:rPr>
+        <w:drawing>
+          <wp:inline distT="0" distB="0" distL="0" distR="0">
+            <wp:extent cx="5400040" cy="7712347"/>
+            <wp:effectExtent l="19050" t="0" r="0" b="0"/>
+            <wp:docPr id="1" name="Imagen 1"/>
+            <wp:cNvGraphicFramePr>
+              <a:graphicFrameLocks xmlns:a="http://schemas.openxmlformats.org/drawingml/2006/main" noChangeAspect="1"/>
+            </wp:cNvGraphicFramePr>
+            <a:graphic xmlns:a="http://schemas.openxmlformats.org/drawingml/2006/main">
+              <a:graphicData uri="http://schemas.openxmlformats.org/drawingml/2006/picture">
+                <pic:pic xmlns:pic="http://schemas.openxmlformats.org/drawingml/2006/picture">
+                  <pic:nvPicPr>
+                    <pic:cNvPr id="0" name="Picture 1"/>
+                    <pic:cNvPicPr>
+                      <a:picLocks noChangeAspect="1" noChangeArrowheads="1"/>
+                    </pic:cNvPicPr>
+                  </pic:nvPicPr>
+                  <pic:blipFill>
+                    <a:blip r:embed="rId8"/>
+                    <a:srcRect/>
+                    <a:stretch>
+                      <a:fillRect/>
+                    </a:stretch>
+                  </pic:blipFill>
+                  <pic:spPr bwMode="auto">
+                    <a:xfrm>
+                      <a:off x="0" y="0"/>
+                      <a:ext cx="5400040" cy="7712347"/>
+                    </a:xfrm>
+                    <a:prstGeom prst="rect">
+                      <a:avLst/>
+                    </a:prstGeom>
+                    <a:noFill/>
+                    <a:ln w="9525">
+                      <a:noFill/>
+                      <a:miter lim="800000"/>
+                      <a:headEnd/>
+                      <a:tailEnd/>
+                    </a:ln>
+                  </pic:spPr>
+                </pic:pic>
+              </a:graphicData>
+            </a:graphic>
+          </wp:inline>
+        </w:drawing>
+      </w:r>
+    </w:p>
     <w:sectPr>
-      <w:headerReference w:type="default" r:id="rId7"/>
+      <w:headerReference w:type="default" r:id="rId9"/>
       <w:pgSz w:w="11906" w:h="16838"/>
       <w:pgMar w:top="1417" w:right="1701" w:bottom="1417" w:left="1701" w:header="708" w:footer="708" w:gutter="0"/>
       <w:cols w:space="708"/>
+      <w:titlePg/>
       <w:docGrid w:linePitch="360"/>
     </w:sectPr>
   </w:body>
@@ -341,6 +1151,602 @@
 <file path=word/numbering.xml><?xml version="1.0" encoding="utf-8"?>
 <w:numbering xmlns:ve="http://schemas.openxmlformats.org/markup-compatibility/2006" xmlns:o="urn:schemas-microsoft-com:office:office" xmlns:r="http://schemas.openxmlformats.org/officeDocument/2006/relationships" xmlns:m="http://schemas.openxmlformats.org/officeDocument/2006/math" xmlns:v="urn:schemas-microsoft-com:vml" xmlns:wp="http://schemas.openxmlformats.org/drawingml/2006/wordprocessingDrawing" xmlns:w10="urn:schemas-microsoft-com:office:word" xmlns:w="http://schemas.openxmlformats.org/wordprocessingml/2006/main" xmlns:wne="http://schemas.microsoft.com/office/word/2006/wordml">
   <w:abstractNum w:abstractNumId="0">
+    <w:nsid w:val="0BA557D5"/>
+    <w:multiLevelType w:val="multilevel"/>
+    <w:tmpl w:val="A4B0643E"/>
+    <w:lvl w:ilvl="0">
+      <w:start w:val="1"/>
+      <w:numFmt w:val="bullet"/>
+      <w:lvlText w:val=""/>
+      <w:lvlJc w:val="left"/>
+      <w:pPr>
+        <w:tabs>
+          <w:tab w:val="num" w:pos="720"/>
+        </w:tabs>
+        <w:ind w:left="720" w:hanging="360"/>
+      </w:pPr>
+      <w:rPr>
+        <w:rFonts w:ascii="Symbol" w:hAnsi="Symbol" w:hint="default"/>
+        <w:sz w:val="20"/>
+      </w:rPr>
+    </w:lvl>
+    <w:lvl w:ilvl="1" w:tentative="1">
+      <w:start w:val="1"/>
+      <w:numFmt w:val="bullet"/>
+      <w:lvlText w:val="o"/>
+      <w:lvlJc w:val="left"/>
+      <w:pPr>
+        <w:tabs>
+          <w:tab w:val="num" w:pos="1440"/>
+        </w:tabs>
+        <w:ind w:left="1440" w:hanging="360"/>
+      </w:pPr>
+      <w:rPr>
+        <w:rFonts w:ascii="Courier New" w:hAnsi="Courier New" w:hint="default"/>
+        <w:sz w:val="20"/>
+      </w:rPr>
+    </w:lvl>
+    <w:lvl w:ilvl="2" w:tentative="1">
+      <w:start w:val="1"/>
+      <w:numFmt w:val="bullet"/>
+      <w:lvlText w:val=""/>
+      <w:lvlJc w:val="left"/>
+      <w:pPr>
+        <w:tabs>
+          <w:tab w:val="num" w:pos="2160"/>
+        </w:tabs>
+        <w:ind w:left="2160" w:hanging="360"/>
+      </w:pPr>
+      <w:rPr>
+        <w:rFonts w:ascii="Wingdings" w:hAnsi="Wingdings" w:hint="default"/>
+        <w:sz w:val="20"/>
+      </w:rPr>
+    </w:lvl>
+    <w:lvl w:ilvl="3" w:tentative="1">
+      <w:start w:val="1"/>
+      <w:numFmt w:val="bullet"/>
+      <w:lvlText w:val=""/>
+      <w:lvlJc w:val="left"/>
+      <w:pPr>
+        <w:tabs>
+          <w:tab w:val="num" w:pos="2880"/>
+        </w:tabs>
+        <w:ind w:left="2880" w:hanging="360"/>
+      </w:pPr>
+      <w:rPr>
+        <w:rFonts w:ascii="Wingdings" w:hAnsi="Wingdings" w:hint="default"/>
+        <w:sz w:val="20"/>
+      </w:rPr>
+    </w:lvl>
+    <w:lvl w:ilvl="4" w:tentative="1">
+      <w:start w:val="1"/>
+      <w:numFmt w:val="bullet"/>
+      <w:lvlText w:val=""/>
+      <w:lvlJc w:val="left"/>
+      <w:pPr>
+        <w:tabs>
+          <w:tab w:val="num" w:pos="3600"/>
+        </w:tabs>
+        <w:ind w:left="3600" w:hanging="360"/>
+      </w:pPr>
+      <w:rPr>
+        <w:rFonts w:ascii="Wingdings" w:hAnsi="Wingdings" w:hint="default"/>
+        <w:sz w:val="20"/>
+      </w:rPr>
+    </w:lvl>
+    <w:lvl w:ilvl="5" w:tentative="1">
+      <w:start w:val="1"/>
+      <w:numFmt w:val="bullet"/>
+      <w:lvlText w:val=""/>
+      <w:lvlJc w:val="left"/>
+      <w:pPr>
+        <w:tabs>
+          <w:tab w:val="num" w:pos="4320"/>
+        </w:tabs>
+        <w:ind w:left="4320" w:hanging="360"/>
+      </w:pPr>
+      <w:rPr>
+        <w:rFonts w:ascii="Wingdings" w:hAnsi="Wingdings" w:hint="default"/>
+        <w:sz w:val="20"/>
+      </w:rPr>
+    </w:lvl>
+    <w:lvl w:ilvl="6" w:tentative="1">
+      <w:start w:val="1"/>
+      <w:numFmt w:val="bullet"/>
+      <w:lvlText w:val=""/>
+      <w:lvlJc w:val="left"/>
+      <w:pPr>
+        <w:tabs>
+          <w:tab w:val="num" w:pos="5040"/>
+        </w:tabs>
+        <w:ind w:left="5040" w:hanging="360"/>
+      </w:pPr>
+      <w:rPr>
+        <w:rFonts w:ascii="Wingdings" w:hAnsi="Wingdings" w:hint="default"/>
+        <w:sz w:val="20"/>
+      </w:rPr>
+    </w:lvl>
+    <w:lvl w:ilvl="7" w:tentative="1">
+      <w:start w:val="1"/>
+      <w:numFmt w:val="bullet"/>
+      <w:lvlText w:val=""/>
+      <w:lvlJc w:val="left"/>
+      <w:pPr>
+        <w:tabs>
+          <w:tab w:val="num" w:pos="5760"/>
+        </w:tabs>
+        <w:ind w:left="5760" w:hanging="360"/>
+      </w:pPr>
+      <w:rPr>
+        <w:rFonts w:ascii="Wingdings" w:hAnsi="Wingdings" w:hint="default"/>
+        <w:sz w:val="20"/>
+      </w:rPr>
+    </w:lvl>
+    <w:lvl w:ilvl="8" w:tentative="1">
+      <w:start w:val="1"/>
+      <w:numFmt w:val="bullet"/>
+      <w:lvlText w:val=""/>
+      <w:lvlJc w:val="left"/>
+      <w:pPr>
+        <w:tabs>
+          <w:tab w:val="num" w:pos="6480"/>
+        </w:tabs>
+        <w:ind w:left="6480" w:hanging="360"/>
+      </w:pPr>
+      <w:rPr>
+        <w:rFonts w:ascii="Wingdings" w:hAnsi="Wingdings" w:hint="default"/>
+        <w:sz w:val="20"/>
+      </w:rPr>
+    </w:lvl>
+  </w:abstractNum>
+  <w:abstractNum w:abstractNumId="1">
+    <w:nsid w:val="11400395"/>
+    <w:multiLevelType w:val="multilevel"/>
+    <w:tmpl w:val="3D02F68A"/>
+    <w:lvl w:ilvl="0">
+      <w:start w:val="1"/>
+      <w:numFmt w:val="bullet"/>
+      <w:lvlText w:val=""/>
+      <w:lvlJc w:val="left"/>
+      <w:pPr>
+        <w:tabs>
+          <w:tab w:val="num" w:pos="720"/>
+        </w:tabs>
+        <w:ind w:left="720" w:hanging="360"/>
+      </w:pPr>
+      <w:rPr>
+        <w:rFonts w:ascii="Symbol" w:hAnsi="Symbol" w:hint="default"/>
+        <w:sz w:val="20"/>
+      </w:rPr>
+    </w:lvl>
+    <w:lvl w:ilvl="1" w:tentative="1">
+      <w:start w:val="1"/>
+      <w:numFmt w:val="bullet"/>
+      <w:lvlText w:val="o"/>
+      <w:lvlJc w:val="left"/>
+      <w:pPr>
+        <w:tabs>
+          <w:tab w:val="num" w:pos="1440"/>
+        </w:tabs>
+        <w:ind w:left="1440" w:hanging="360"/>
+      </w:pPr>
+      <w:rPr>
+        <w:rFonts w:ascii="Courier New" w:hAnsi="Courier New" w:hint="default"/>
+        <w:sz w:val="20"/>
+      </w:rPr>
+    </w:lvl>
+    <w:lvl w:ilvl="2" w:tentative="1">
+      <w:start w:val="1"/>
+      <w:numFmt w:val="bullet"/>
+      <w:lvlText w:val=""/>
+      <w:lvlJc w:val="left"/>
+      <w:pPr>
+        <w:tabs>
+          <w:tab w:val="num" w:pos="2160"/>
+        </w:tabs>
+        <w:ind w:left="2160" w:hanging="360"/>
+      </w:pPr>
+      <w:rPr>
+        <w:rFonts w:ascii="Wingdings" w:hAnsi="Wingdings" w:hint="default"/>
+        <w:sz w:val="20"/>
+      </w:rPr>
+    </w:lvl>
+    <w:lvl w:ilvl="3" w:tentative="1">
+      <w:start w:val="1"/>
+      <w:numFmt w:val="bullet"/>
+      <w:lvlText w:val=""/>
+      <w:lvlJc w:val="left"/>
+      <w:pPr>
+        <w:tabs>
+          <w:tab w:val="num" w:pos="2880"/>
+        </w:tabs>
+        <w:ind w:left="2880" w:hanging="360"/>
+      </w:pPr>
+      <w:rPr>
+        <w:rFonts w:ascii="Wingdings" w:hAnsi="Wingdings" w:hint="default"/>
+        <w:sz w:val="20"/>
+      </w:rPr>
+    </w:lvl>
+    <w:lvl w:ilvl="4" w:tentative="1">
+      <w:start w:val="1"/>
+      <w:numFmt w:val="bullet"/>
+      <w:lvlText w:val=""/>
+      <w:lvlJc w:val="left"/>
+      <w:pPr>
+        <w:tabs>
+          <w:tab w:val="num" w:pos="3600"/>
+        </w:tabs>
+        <w:ind w:left="3600" w:hanging="360"/>
+      </w:pPr>
+      <w:rPr>
+        <w:rFonts w:ascii="Wingdings" w:hAnsi="Wingdings" w:hint="default"/>
+        <w:sz w:val="20"/>
+      </w:rPr>
+    </w:lvl>
+    <w:lvl w:ilvl="5" w:tentative="1">
+      <w:start w:val="1"/>
+      <w:numFmt w:val="bullet"/>
+      <w:lvlText w:val=""/>
+      <w:lvlJc w:val="left"/>
+      <w:pPr>
+        <w:tabs>
+          <w:tab w:val="num" w:pos="4320"/>
+        </w:tabs>
+        <w:ind w:left="4320" w:hanging="360"/>
+      </w:pPr>
+      <w:rPr>
+        <w:rFonts w:ascii="Wingdings" w:hAnsi="Wingdings" w:hint="default"/>
+        <w:sz w:val="20"/>
+      </w:rPr>
+    </w:lvl>
+    <w:lvl w:ilvl="6" w:tentative="1">
+      <w:start w:val="1"/>
+      <w:numFmt w:val="bullet"/>
+      <w:lvlText w:val=""/>
+      <w:lvlJc w:val="left"/>
+      <w:pPr>
+        <w:tabs>
+          <w:tab w:val="num" w:pos="5040"/>
+        </w:tabs>
+        <w:ind w:left="5040" w:hanging="360"/>
+      </w:pPr>
+      <w:rPr>
+        <w:rFonts w:ascii="Wingdings" w:hAnsi="Wingdings" w:hint="default"/>
+        <w:sz w:val="20"/>
+      </w:rPr>
+    </w:lvl>
+    <w:lvl w:ilvl="7" w:tentative="1">
+      <w:start w:val="1"/>
+      <w:numFmt w:val="bullet"/>
+      <w:lvlText w:val=""/>
+      <w:lvlJc w:val="left"/>
+      <w:pPr>
+        <w:tabs>
+          <w:tab w:val="num" w:pos="5760"/>
+        </w:tabs>
+        <w:ind w:left="5760" w:hanging="360"/>
+      </w:pPr>
+      <w:rPr>
+        <w:rFonts w:ascii="Wingdings" w:hAnsi="Wingdings" w:hint="default"/>
+        <w:sz w:val="20"/>
+      </w:rPr>
+    </w:lvl>
+    <w:lvl w:ilvl="8" w:tentative="1">
+      <w:start w:val="1"/>
+      <w:numFmt w:val="bullet"/>
+      <w:lvlText w:val=""/>
+      <w:lvlJc w:val="left"/>
+      <w:pPr>
+        <w:tabs>
+          <w:tab w:val="num" w:pos="6480"/>
+        </w:tabs>
+        <w:ind w:left="6480" w:hanging="360"/>
+      </w:pPr>
+      <w:rPr>
+        <w:rFonts w:ascii="Wingdings" w:hAnsi="Wingdings" w:hint="default"/>
+        <w:sz w:val="20"/>
+      </w:rPr>
+    </w:lvl>
+  </w:abstractNum>
+  <w:abstractNum w:abstractNumId="2">
+    <w:nsid w:val="168A63C5"/>
+    <w:multiLevelType w:val="multilevel"/>
+    <w:tmpl w:val="ADA410CE"/>
+    <w:lvl w:ilvl="0">
+      <w:start w:val="1"/>
+      <w:numFmt w:val="bullet"/>
+      <w:lvlText w:val=""/>
+      <w:lvlJc w:val="left"/>
+      <w:pPr>
+        <w:tabs>
+          <w:tab w:val="num" w:pos="720"/>
+        </w:tabs>
+        <w:ind w:left="720" w:hanging="360"/>
+      </w:pPr>
+      <w:rPr>
+        <w:rFonts w:ascii="Symbol" w:hAnsi="Symbol" w:hint="default"/>
+        <w:sz w:val="20"/>
+      </w:rPr>
+    </w:lvl>
+    <w:lvl w:ilvl="1" w:tentative="1">
+      <w:start w:val="1"/>
+      <w:numFmt w:val="bullet"/>
+      <w:lvlText w:val="o"/>
+      <w:lvlJc w:val="left"/>
+      <w:pPr>
+        <w:tabs>
+          <w:tab w:val="num" w:pos="1440"/>
+        </w:tabs>
+        <w:ind w:left="1440" w:hanging="360"/>
+      </w:pPr>
+      <w:rPr>
+        <w:rFonts w:ascii="Courier New" w:hAnsi="Courier New" w:hint="default"/>
+        <w:sz w:val="20"/>
+      </w:rPr>
+    </w:lvl>
+    <w:lvl w:ilvl="2" w:tentative="1">
+      <w:start w:val="1"/>
+      <w:numFmt w:val="bullet"/>
+      <w:lvlText w:val=""/>
+      <w:lvlJc w:val="left"/>
+      <w:pPr>
+        <w:tabs>
+          <w:tab w:val="num" w:pos="2160"/>
+        </w:tabs>
+        <w:ind w:left="2160" w:hanging="360"/>
+      </w:pPr>
+      <w:rPr>
+        <w:rFonts w:ascii="Wingdings" w:hAnsi="Wingdings" w:hint="default"/>
+        <w:sz w:val="20"/>
+      </w:rPr>
+    </w:lvl>
+    <w:lvl w:ilvl="3" w:tentative="1">
+      <w:start w:val="1"/>
+      <w:numFmt w:val="bullet"/>
+      <w:lvlText w:val=""/>
+      <w:lvlJc w:val="left"/>
+      <w:pPr>
+        <w:tabs>
+          <w:tab w:val="num" w:pos="2880"/>
+        </w:tabs>
+        <w:ind w:left="2880" w:hanging="360"/>
+      </w:pPr>
+      <w:rPr>
+        <w:rFonts w:ascii="Wingdings" w:hAnsi="Wingdings" w:hint="default"/>
+        <w:sz w:val="20"/>
+      </w:rPr>
+    </w:lvl>
+    <w:lvl w:ilvl="4" w:tentative="1">
+      <w:start w:val="1"/>
+      <w:numFmt w:val="bullet"/>
+      <w:lvlText w:val=""/>
+      <w:lvlJc w:val="left"/>
+      <w:pPr>
+        <w:tabs>
+          <w:tab w:val="num" w:pos="3600"/>
+        </w:tabs>
+        <w:ind w:left="3600" w:hanging="360"/>
+      </w:pPr>
+      <w:rPr>
+        <w:rFonts w:ascii="Wingdings" w:hAnsi="Wingdings" w:hint="default"/>
+        <w:sz w:val="20"/>
+      </w:rPr>
+    </w:lvl>
+    <w:lvl w:ilvl="5" w:tentative="1">
+      <w:start w:val="1"/>
+      <w:numFmt w:val="bullet"/>
+      <w:lvlText w:val=""/>
+      <w:lvlJc w:val="left"/>
+      <w:pPr>
+        <w:tabs>
+          <w:tab w:val="num" w:pos="4320"/>
+        </w:tabs>
+        <w:ind w:left="4320" w:hanging="360"/>
+      </w:pPr>
+      <w:rPr>
+        <w:rFonts w:ascii="Wingdings" w:hAnsi="Wingdings" w:hint="default"/>
+        <w:sz w:val="20"/>
+      </w:rPr>
+    </w:lvl>
+    <w:lvl w:ilvl="6" w:tentative="1">
+      <w:start w:val="1"/>
+      <w:numFmt w:val="bullet"/>
+      <w:lvlText w:val=""/>
+      <w:lvlJc w:val="left"/>
+      <w:pPr>
+        <w:tabs>
+          <w:tab w:val="num" w:pos="5040"/>
+        </w:tabs>
+        <w:ind w:left="5040" w:hanging="360"/>
+      </w:pPr>
+      <w:rPr>
+        <w:rFonts w:ascii="Wingdings" w:hAnsi="Wingdings" w:hint="default"/>
+        <w:sz w:val="20"/>
+      </w:rPr>
+    </w:lvl>
+    <w:lvl w:ilvl="7" w:tentative="1">
+      <w:start w:val="1"/>
+      <w:numFmt w:val="bullet"/>
+      <w:lvlText w:val=""/>
+      <w:lvlJc w:val="left"/>
+      <w:pPr>
+        <w:tabs>
+          <w:tab w:val="num" w:pos="5760"/>
+        </w:tabs>
+        <w:ind w:left="5760" w:hanging="360"/>
+      </w:pPr>
+      <w:rPr>
+        <w:rFonts w:ascii="Wingdings" w:hAnsi="Wingdings" w:hint="default"/>
+        <w:sz w:val="20"/>
+      </w:rPr>
+    </w:lvl>
+    <w:lvl w:ilvl="8" w:tentative="1">
+      <w:start w:val="1"/>
+      <w:numFmt w:val="bullet"/>
+      <w:lvlText w:val=""/>
+      <w:lvlJc w:val="left"/>
+      <w:pPr>
+        <w:tabs>
+          <w:tab w:val="num" w:pos="6480"/>
+        </w:tabs>
+        <w:ind w:left="6480" w:hanging="360"/>
+      </w:pPr>
+      <w:rPr>
+        <w:rFonts w:ascii="Wingdings" w:hAnsi="Wingdings" w:hint="default"/>
+        <w:sz w:val="20"/>
+      </w:rPr>
+    </w:lvl>
+  </w:abstractNum>
+  <w:abstractNum w:abstractNumId="3">
+    <w:nsid w:val="17AF45DD"/>
+    <w:multiLevelType w:val="multilevel"/>
+    <w:tmpl w:val="E274F708"/>
+    <w:lvl w:ilvl="0">
+      <w:start w:val="1"/>
+      <w:numFmt w:val="bullet"/>
+      <w:lvlText w:val=""/>
+      <w:lvlJc w:val="left"/>
+      <w:pPr>
+        <w:tabs>
+          <w:tab w:val="num" w:pos="720"/>
+        </w:tabs>
+        <w:ind w:left="720" w:hanging="360"/>
+      </w:pPr>
+      <w:rPr>
+        <w:rFonts w:ascii="Symbol" w:hAnsi="Symbol" w:hint="default"/>
+        <w:sz w:val="20"/>
+      </w:rPr>
+    </w:lvl>
+    <w:lvl w:ilvl="1" w:tentative="1">
+      <w:start w:val="1"/>
+      <w:numFmt w:val="bullet"/>
+      <w:lvlText w:val="o"/>
+      <w:lvlJc w:val="left"/>
+      <w:pPr>
+        <w:tabs>
+          <w:tab w:val="num" w:pos="1440"/>
+        </w:tabs>
+        <w:ind w:left="1440" w:hanging="360"/>
+      </w:pPr>
+      <w:rPr>
+        <w:rFonts w:ascii="Courier New" w:hAnsi="Courier New" w:hint="default"/>
+        <w:sz w:val="20"/>
+      </w:rPr>
+    </w:lvl>
+    <w:lvl w:ilvl="2" w:tentative="1">
+      <w:start w:val="1"/>
+      <w:numFmt w:val="bullet"/>
+      <w:lvlText w:val=""/>
+      <w:lvlJc w:val="left"/>
+      <w:pPr>
+        <w:tabs>
+          <w:tab w:val="num" w:pos="2160"/>
+        </w:tabs>
+        <w:ind w:left="2160" w:hanging="360"/>
+      </w:pPr>
+      <w:rPr>
+        <w:rFonts w:ascii="Wingdings" w:hAnsi="Wingdings" w:hint="default"/>
+        <w:sz w:val="20"/>
+      </w:rPr>
+    </w:lvl>
+    <w:lvl w:ilvl="3" w:tentative="1">
+      <w:start w:val="1"/>
+      <w:numFmt w:val="bullet"/>
+      <w:lvlText w:val=""/>
+      <w:lvlJc w:val="left"/>
+      <w:pPr>
+        <w:tabs>
+          <w:tab w:val="num" w:pos="2880"/>
+        </w:tabs>
+        <w:ind w:left="2880" w:hanging="360"/>
+      </w:pPr>
+      <w:rPr>
+        <w:rFonts w:ascii="Wingdings" w:hAnsi="Wingdings" w:hint="default"/>
+        <w:sz w:val="20"/>
+      </w:rPr>
+    </w:lvl>
+    <w:lvl w:ilvl="4" w:tentative="1">
+      <w:start w:val="1"/>
+      <w:numFmt w:val="bullet"/>
+      <w:lvlText w:val=""/>
+      <w:lvlJc w:val="left"/>
+      <w:pPr>
+        <w:tabs>
+          <w:tab w:val="num" w:pos="3600"/>
+        </w:tabs>
+        <w:ind w:left="3600" w:hanging="360"/>
+      </w:pPr>
+      <w:rPr>
+        <w:rFonts w:ascii="Wingdings" w:hAnsi="Wingdings" w:hint="default"/>
+        <w:sz w:val="20"/>
+      </w:rPr>
+    </w:lvl>
+    <w:lvl w:ilvl="5" w:tentative="1">
+      <w:start w:val="1"/>
+      <w:numFmt w:val="bullet"/>
+      <w:lvlText w:val=""/>
+      <w:lvlJc w:val="left"/>
+      <w:pPr>
+        <w:tabs>
+          <w:tab w:val="num" w:pos="4320"/>
+        </w:tabs>
+        <w:ind w:left="4320" w:hanging="360"/>
+      </w:pPr>
+      <w:rPr>
+        <w:rFonts w:ascii="Wingdings" w:hAnsi="Wingdings" w:hint="default"/>
+        <w:sz w:val="20"/>
+      </w:rPr>
+    </w:lvl>
+    <w:lvl w:ilvl="6" w:tentative="1">
+      <w:start w:val="1"/>
+      <w:numFmt w:val="bullet"/>
+      <w:lvlText w:val=""/>
+      <w:lvlJc w:val="left"/>
+      <w:pPr>
+        <w:tabs>
+          <w:tab w:val="num" w:pos="5040"/>
+        </w:tabs>
+        <w:ind w:left="5040" w:hanging="360"/>
+      </w:pPr>
+      <w:rPr>
+        <w:rFonts w:ascii="Wingdings" w:hAnsi="Wingdings" w:hint="default"/>
+        <w:sz w:val="20"/>
+      </w:rPr>
+    </w:lvl>
+    <w:lvl w:ilvl="7" w:tentative="1">
+      <w:start w:val="1"/>
+      <w:numFmt w:val="bullet"/>
+      <w:lvlText w:val=""/>
+      <w:lvlJc w:val="left"/>
+      <w:pPr>
+        <w:tabs>
+          <w:tab w:val="num" w:pos="5760"/>
+        </w:tabs>
+        <w:ind w:left="5760" w:hanging="360"/>
+      </w:pPr>
+      <w:rPr>
+        <w:rFonts w:ascii="Wingdings" w:hAnsi="Wingdings" w:hint="default"/>
+        <w:sz w:val="20"/>
+      </w:rPr>
+    </w:lvl>
+    <w:lvl w:ilvl="8" w:tentative="1">
+      <w:start w:val="1"/>
+      <w:numFmt w:val="bullet"/>
+      <w:lvlText w:val=""/>
+      <w:lvlJc w:val="left"/>
+      <w:pPr>
+        <w:tabs>
+          <w:tab w:val="num" w:pos="6480"/>
+        </w:tabs>
+        <w:ind w:left="6480" w:hanging="360"/>
+      </w:pPr>
+      <w:rPr>
+        <w:rFonts w:ascii="Wingdings" w:hAnsi="Wingdings" w:hint="default"/>
+        <w:sz w:val="20"/>
+      </w:rPr>
+    </w:lvl>
+  </w:abstractNum>
+  <w:abstractNum w:abstractNumId="4">
     <w:nsid w:val="22F96948"/>
     <w:multiLevelType w:val="hybridMultilevel"/>
     <w:tmpl w:val="7E0AB12C"/>
@@ -453,7 +1859,305 @@
       </w:rPr>
     </w:lvl>
   </w:abstractNum>
-  <w:abstractNum w:abstractNumId="1">
+  <w:abstractNum w:abstractNumId="5">
+    <w:nsid w:val="44192E8E"/>
+    <w:multiLevelType w:val="multilevel"/>
+    <w:tmpl w:val="7D42B45A"/>
+    <w:lvl w:ilvl="0">
+      <w:start w:val="1"/>
+      <w:numFmt w:val="bullet"/>
+      <w:lvlText w:val=""/>
+      <w:lvlJc w:val="left"/>
+      <w:pPr>
+        <w:tabs>
+          <w:tab w:val="num" w:pos="720"/>
+        </w:tabs>
+        <w:ind w:left="720" w:hanging="360"/>
+      </w:pPr>
+      <w:rPr>
+        <w:rFonts w:ascii="Symbol" w:hAnsi="Symbol" w:hint="default"/>
+        <w:sz w:val="20"/>
+      </w:rPr>
+    </w:lvl>
+    <w:lvl w:ilvl="1" w:tentative="1">
+      <w:start w:val="1"/>
+      <w:numFmt w:val="bullet"/>
+      <w:lvlText w:val="o"/>
+      <w:lvlJc w:val="left"/>
+      <w:pPr>
+        <w:tabs>
+          <w:tab w:val="num" w:pos="1440"/>
+        </w:tabs>
+        <w:ind w:left="1440" w:hanging="360"/>
+      </w:pPr>
+      <w:rPr>
+        <w:rFonts w:ascii="Courier New" w:hAnsi="Courier New" w:hint="default"/>
+        <w:sz w:val="20"/>
+      </w:rPr>
+    </w:lvl>
+    <w:lvl w:ilvl="2" w:tentative="1">
+      <w:start w:val="1"/>
+      <w:numFmt w:val="bullet"/>
+      <w:lvlText w:val=""/>
+      <w:lvlJc w:val="left"/>
+      <w:pPr>
+        <w:tabs>
+          <w:tab w:val="num" w:pos="2160"/>
+        </w:tabs>
+        <w:ind w:left="2160" w:hanging="360"/>
+      </w:pPr>
+      <w:rPr>
+        <w:rFonts w:ascii="Wingdings" w:hAnsi="Wingdings" w:hint="default"/>
+        <w:sz w:val="20"/>
+      </w:rPr>
+    </w:lvl>
+    <w:lvl w:ilvl="3" w:tentative="1">
+      <w:start w:val="1"/>
+      <w:numFmt w:val="bullet"/>
+      <w:lvlText w:val=""/>
+      <w:lvlJc w:val="left"/>
+      <w:pPr>
+        <w:tabs>
+          <w:tab w:val="num" w:pos="2880"/>
+        </w:tabs>
+        <w:ind w:left="2880" w:hanging="360"/>
+      </w:pPr>
+      <w:rPr>
+        <w:rFonts w:ascii="Wingdings" w:hAnsi="Wingdings" w:hint="default"/>
+        <w:sz w:val="20"/>
+      </w:rPr>
+    </w:lvl>
+    <w:lvl w:ilvl="4" w:tentative="1">
+      <w:start w:val="1"/>
+      <w:numFmt w:val="bullet"/>
+      <w:lvlText w:val=""/>
+      <w:lvlJc w:val="left"/>
+      <w:pPr>
+        <w:tabs>
+          <w:tab w:val="num" w:pos="3600"/>
+        </w:tabs>
+        <w:ind w:left="3600" w:hanging="360"/>
+      </w:pPr>
+      <w:rPr>
+        <w:rFonts w:ascii="Wingdings" w:hAnsi="Wingdings" w:hint="default"/>
+        <w:sz w:val="20"/>
+      </w:rPr>
+    </w:lvl>
+    <w:lvl w:ilvl="5" w:tentative="1">
+      <w:start w:val="1"/>
+      <w:numFmt w:val="bullet"/>
+      <w:lvlText w:val=""/>
+      <w:lvlJc w:val="left"/>
+      <w:pPr>
+        <w:tabs>
+          <w:tab w:val="num" w:pos="4320"/>
+        </w:tabs>
+        <w:ind w:left="4320" w:hanging="360"/>
+      </w:pPr>
+      <w:rPr>
+        <w:rFonts w:ascii="Wingdings" w:hAnsi="Wingdings" w:hint="default"/>
+        <w:sz w:val="20"/>
+      </w:rPr>
+    </w:lvl>
+    <w:lvl w:ilvl="6" w:tentative="1">
+      <w:start w:val="1"/>
+      <w:numFmt w:val="bullet"/>
+      <w:lvlText w:val=""/>
+      <w:lvlJc w:val="left"/>
+      <w:pPr>
+        <w:tabs>
+          <w:tab w:val="num" w:pos="5040"/>
+        </w:tabs>
+        <w:ind w:left="5040" w:hanging="360"/>
+      </w:pPr>
+      <w:rPr>
+        <w:rFonts w:ascii="Wingdings" w:hAnsi="Wingdings" w:hint="default"/>
+        <w:sz w:val="20"/>
+      </w:rPr>
+    </w:lvl>
+    <w:lvl w:ilvl="7" w:tentative="1">
+      <w:start w:val="1"/>
+      <w:numFmt w:val="bullet"/>
+      <w:lvlText w:val=""/>
+      <w:lvlJc w:val="left"/>
+      <w:pPr>
+        <w:tabs>
+          <w:tab w:val="num" w:pos="5760"/>
+        </w:tabs>
+        <w:ind w:left="5760" w:hanging="360"/>
+      </w:pPr>
+      <w:rPr>
+        <w:rFonts w:ascii="Wingdings" w:hAnsi="Wingdings" w:hint="default"/>
+        <w:sz w:val="20"/>
+      </w:rPr>
+    </w:lvl>
+    <w:lvl w:ilvl="8" w:tentative="1">
+      <w:start w:val="1"/>
+      <w:numFmt w:val="bullet"/>
+      <w:lvlText w:val=""/>
+      <w:lvlJc w:val="left"/>
+      <w:pPr>
+        <w:tabs>
+          <w:tab w:val="num" w:pos="6480"/>
+        </w:tabs>
+        <w:ind w:left="6480" w:hanging="360"/>
+      </w:pPr>
+      <w:rPr>
+        <w:rFonts w:ascii="Wingdings" w:hAnsi="Wingdings" w:hint="default"/>
+        <w:sz w:val="20"/>
+      </w:rPr>
+    </w:lvl>
+  </w:abstractNum>
+  <w:abstractNum w:abstractNumId="6">
+    <w:nsid w:val="48BA529C"/>
+    <w:multiLevelType w:val="multilevel"/>
+    <w:tmpl w:val="E7AC68E6"/>
+    <w:lvl w:ilvl="0">
+      <w:start w:val="1"/>
+      <w:numFmt w:val="bullet"/>
+      <w:lvlText w:val=""/>
+      <w:lvlJc w:val="left"/>
+      <w:pPr>
+        <w:tabs>
+          <w:tab w:val="num" w:pos="720"/>
+        </w:tabs>
+        <w:ind w:left="720" w:hanging="360"/>
+      </w:pPr>
+      <w:rPr>
+        <w:rFonts w:ascii="Symbol" w:hAnsi="Symbol" w:hint="default"/>
+        <w:sz w:val="20"/>
+      </w:rPr>
+    </w:lvl>
+    <w:lvl w:ilvl="1" w:tentative="1">
+      <w:start w:val="1"/>
+      <w:numFmt w:val="bullet"/>
+      <w:lvlText w:val="o"/>
+      <w:lvlJc w:val="left"/>
+      <w:pPr>
+        <w:tabs>
+          <w:tab w:val="num" w:pos="1440"/>
+        </w:tabs>
+        <w:ind w:left="1440" w:hanging="360"/>
+      </w:pPr>
+      <w:rPr>
+        <w:rFonts w:ascii="Courier New" w:hAnsi="Courier New" w:hint="default"/>
+        <w:sz w:val="20"/>
+      </w:rPr>
+    </w:lvl>
+    <w:lvl w:ilvl="2" w:tentative="1">
+      <w:start w:val="1"/>
+      <w:numFmt w:val="bullet"/>
+      <w:lvlText w:val=""/>
+      <w:lvlJc w:val="left"/>
+      <w:pPr>
+        <w:tabs>
+          <w:tab w:val="num" w:pos="2160"/>
+        </w:tabs>
+        <w:ind w:left="2160" w:hanging="360"/>
+      </w:pPr>
+      <w:rPr>
+        <w:rFonts w:ascii="Wingdings" w:hAnsi="Wingdings" w:hint="default"/>
+        <w:sz w:val="20"/>
+      </w:rPr>
+    </w:lvl>
+    <w:lvl w:ilvl="3" w:tentative="1">
+      <w:start w:val="1"/>
+      <w:numFmt w:val="bullet"/>
+      <w:lvlText w:val=""/>
+      <w:lvlJc w:val="left"/>
+      <w:pPr>
+        <w:tabs>
+          <w:tab w:val="num" w:pos="2880"/>
+        </w:tabs>
+        <w:ind w:left="2880" w:hanging="360"/>
+      </w:pPr>
+      <w:rPr>
+        <w:rFonts w:ascii="Wingdings" w:hAnsi="Wingdings" w:hint="default"/>
+        <w:sz w:val="20"/>
+      </w:rPr>
+    </w:lvl>
+    <w:lvl w:ilvl="4" w:tentative="1">
+      <w:start w:val="1"/>
+      <w:numFmt w:val="bullet"/>
+      <w:lvlText w:val=""/>
+      <w:lvlJc w:val="left"/>
+      <w:pPr>
+        <w:tabs>
+          <w:tab w:val="num" w:pos="3600"/>
+        </w:tabs>
+        <w:ind w:left="3600" w:hanging="360"/>
+      </w:pPr>
+      <w:rPr>
+        <w:rFonts w:ascii="Wingdings" w:hAnsi="Wingdings" w:hint="default"/>
+        <w:sz w:val="20"/>
+      </w:rPr>
+    </w:lvl>
+    <w:lvl w:ilvl="5" w:tentative="1">
+      <w:start w:val="1"/>
+      <w:numFmt w:val="bullet"/>
+      <w:lvlText w:val=""/>
+      <w:lvlJc w:val="left"/>
+      <w:pPr>
+        <w:tabs>
+          <w:tab w:val="num" w:pos="4320"/>
+        </w:tabs>
+        <w:ind w:left="4320" w:hanging="360"/>
+      </w:pPr>
+      <w:rPr>
+        <w:rFonts w:ascii="Wingdings" w:hAnsi="Wingdings" w:hint="default"/>
+        <w:sz w:val="20"/>
+      </w:rPr>
+    </w:lvl>
+    <w:lvl w:ilvl="6" w:tentative="1">
+      <w:start w:val="1"/>
+      <w:numFmt w:val="bullet"/>
+      <w:lvlText w:val=""/>
+      <w:lvlJc w:val="left"/>
+      <w:pPr>
+        <w:tabs>
+          <w:tab w:val="num" w:pos="5040"/>
+        </w:tabs>
+        <w:ind w:left="5040" w:hanging="360"/>
+      </w:pPr>
+      <w:rPr>
+        <w:rFonts w:ascii="Wingdings" w:hAnsi="Wingdings" w:hint="default"/>
+        <w:sz w:val="20"/>
+      </w:rPr>
+    </w:lvl>
+    <w:lvl w:ilvl="7" w:tentative="1">
+      <w:start w:val="1"/>
+      <w:numFmt w:val="bullet"/>
+      <w:lvlText w:val=""/>
+      <w:lvlJc w:val="left"/>
+      <w:pPr>
+        <w:tabs>
+          <w:tab w:val="num" w:pos="5760"/>
+        </w:tabs>
+        <w:ind w:left="5760" w:hanging="360"/>
+      </w:pPr>
+      <w:rPr>
+        <w:rFonts w:ascii="Wingdings" w:hAnsi="Wingdings" w:hint="default"/>
+        <w:sz w:val="20"/>
+      </w:rPr>
+    </w:lvl>
+    <w:lvl w:ilvl="8" w:tentative="1">
+      <w:start w:val="1"/>
+      <w:numFmt w:val="bullet"/>
+      <w:lvlText w:val=""/>
+      <w:lvlJc w:val="left"/>
+      <w:pPr>
+        <w:tabs>
+          <w:tab w:val="num" w:pos="6480"/>
+        </w:tabs>
+        <w:ind w:left="6480" w:hanging="360"/>
+      </w:pPr>
+      <w:rPr>
+        <w:rFonts w:ascii="Wingdings" w:hAnsi="Wingdings" w:hint="default"/>
+        <w:sz w:val="20"/>
+      </w:rPr>
+    </w:lvl>
+  </w:abstractNum>
+  <w:abstractNum w:abstractNumId="7">
     <w:nsid w:val="52205DAF"/>
     <w:multiLevelType w:val="hybridMultilevel"/>
     <w:tmpl w:val="7A28C270"/>
@@ -539,7 +2243,305 @@
       </w:pPr>
     </w:lvl>
   </w:abstractNum>
-  <w:abstractNum w:abstractNumId="2">
+  <w:abstractNum w:abstractNumId="8">
+    <w:nsid w:val="526112DB"/>
+    <w:multiLevelType w:val="multilevel"/>
+    <w:tmpl w:val="05721E7C"/>
+    <w:lvl w:ilvl="0">
+      <w:start w:val="1"/>
+      <w:numFmt w:val="bullet"/>
+      <w:lvlText w:val=""/>
+      <w:lvlJc w:val="left"/>
+      <w:pPr>
+        <w:tabs>
+          <w:tab w:val="num" w:pos="720"/>
+        </w:tabs>
+        <w:ind w:left="720" w:hanging="360"/>
+      </w:pPr>
+      <w:rPr>
+        <w:rFonts w:ascii="Symbol" w:hAnsi="Symbol" w:hint="default"/>
+        <w:sz w:val="20"/>
+      </w:rPr>
+    </w:lvl>
+    <w:lvl w:ilvl="1" w:tentative="1">
+      <w:start w:val="1"/>
+      <w:numFmt w:val="bullet"/>
+      <w:lvlText w:val="o"/>
+      <w:lvlJc w:val="left"/>
+      <w:pPr>
+        <w:tabs>
+          <w:tab w:val="num" w:pos="1440"/>
+        </w:tabs>
+        <w:ind w:left="1440" w:hanging="360"/>
+      </w:pPr>
+      <w:rPr>
+        <w:rFonts w:ascii="Courier New" w:hAnsi="Courier New" w:hint="default"/>
+        <w:sz w:val="20"/>
+      </w:rPr>
+    </w:lvl>
+    <w:lvl w:ilvl="2" w:tentative="1">
+      <w:start w:val="1"/>
+      <w:numFmt w:val="bullet"/>
+      <w:lvlText w:val=""/>
+      <w:lvlJc w:val="left"/>
+      <w:pPr>
+        <w:tabs>
+          <w:tab w:val="num" w:pos="2160"/>
+        </w:tabs>
+        <w:ind w:left="2160" w:hanging="360"/>
+      </w:pPr>
+      <w:rPr>
+        <w:rFonts w:ascii="Wingdings" w:hAnsi="Wingdings" w:hint="default"/>
+        <w:sz w:val="20"/>
+      </w:rPr>
+    </w:lvl>
+    <w:lvl w:ilvl="3" w:tentative="1">
+      <w:start w:val="1"/>
+      <w:numFmt w:val="bullet"/>
+      <w:lvlText w:val=""/>
+      <w:lvlJc w:val="left"/>
+      <w:pPr>
+        <w:tabs>
+          <w:tab w:val="num" w:pos="2880"/>
+        </w:tabs>
+        <w:ind w:left="2880" w:hanging="360"/>
+      </w:pPr>
+      <w:rPr>
+        <w:rFonts w:ascii="Wingdings" w:hAnsi="Wingdings" w:hint="default"/>
+        <w:sz w:val="20"/>
+      </w:rPr>
+    </w:lvl>
+    <w:lvl w:ilvl="4" w:tentative="1">
+      <w:start w:val="1"/>
+      <w:numFmt w:val="bullet"/>
+      <w:lvlText w:val=""/>
+      <w:lvlJc w:val="left"/>
+      <w:pPr>
+        <w:tabs>
+          <w:tab w:val="num" w:pos="3600"/>
+        </w:tabs>
+        <w:ind w:left="3600" w:hanging="360"/>
+      </w:pPr>
+      <w:rPr>
+        <w:rFonts w:ascii="Wingdings" w:hAnsi="Wingdings" w:hint="default"/>
+        <w:sz w:val="20"/>
+      </w:rPr>
+    </w:lvl>
+    <w:lvl w:ilvl="5" w:tentative="1">
+      <w:start w:val="1"/>
+      <w:numFmt w:val="bullet"/>
+      <w:lvlText w:val=""/>
+      <w:lvlJc w:val="left"/>
+      <w:pPr>
+        <w:tabs>
+          <w:tab w:val="num" w:pos="4320"/>
+        </w:tabs>
+        <w:ind w:left="4320" w:hanging="360"/>
+      </w:pPr>
+      <w:rPr>
+        <w:rFonts w:ascii="Wingdings" w:hAnsi="Wingdings" w:hint="default"/>
+        <w:sz w:val="20"/>
+      </w:rPr>
+    </w:lvl>
+    <w:lvl w:ilvl="6" w:tentative="1">
+      <w:start w:val="1"/>
+      <w:numFmt w:val="bullet"/>
+      <w:lvlText w:val=""/>
+      <w:lvlJc w:val="left"/>
+      <w:pPr>
+        <w:tabs>
+          <w:tab w:val="num" w:pos="5040"/>
+        </w:tabs>
+        <w:ind w:left="5040" w:hanging="360"/>
+      </w:pPr>
+      <w:rPr>
+        <w:rFonts w:ascii="Wingdings" w:hAnsi="Wingdings" w:hint="default"/>
+        <w:sz w:val="20"/>
+      </w:rPr>
+    </w:lvl>
+    <w:lvl w:ilvl="7" w:tentative="1">
+      <w:start w:val="1"/>
+      <w:numFmt w:val="bullet"/>
+      <w:lvlText w:val=""/>
+      <w:lvlJc w:val="left"/>
+      <w:pPr>
+        <w:tabs>
+          <w:tab w:val="num" w:pos="5760"/>
+        </w:tabs>
+        <w:ind w:left="5760" w:hanging="360"/>
+      </w:pPr>
+      <w:rPr>
+        <w:rFonts w:ascii="Wingdings" w:hAnsi="Wingdings" w:hint="default"/>
+        <w:sz w:val="20"/>
+      </w:rPr>
+    </w:lvl>
+    <w:lvl w:ilvl="8" w:tentative="1">
+      <w:start w:val="1"/>
+      <w:numFmt w:val="bullet"/>
+      <w:lvlText w:val=""/>
+      <w:lvlJc w:val="left"/>
+      <w:pPr>
+        <w:tabs>
+          <w:tab w:val="num" w:pos="6480"/>
+        </w:tabs>
+        <w:ind w:left="6480" w:hanging="360"/>
+      </w:pPr>
+      <w:rPr>
+        <w:rFonts w:ascii="Wingdings" w:hAnsi="Wingdings" w:hint="default"/>
+        <w:sz w:val="20"/>
+      </w:rPr>
+    </w:lvl>
+  </w:abstractNum>
+  <w:abstractNum w:abstractNumId="9">
+    <w:nsid w:val="5F6D1B9E"/>
+    <w:multiLevelType w:val="multilevel"/>
+    <w:tmpl w:val="8C10C53C"/>
+    <w:lvl w:ilvl="0">
+      <w:start w:val="1"/>
+      <w:numFmt w:val="bullet"/>
+      <w:lvlText w:val=""/>
+      <w:lvlJc w:val="left"/>
+      <w:pPr>
+        <w:tabs>
+          <w:tab w:val="num" w:pos="720"/>
+        </w:tabs>
+        <w:ind w:left="720" w:hanging="360"/>
+      </w:pPr>
+      <w:rPr>
+        <w:rFonts w:ascii="Symbol" w:hAnsi="Symbol" w:hint="default"/>
+        <w:sz w:val="20"/>
+      </w:rPr>
+    </w:lvl>
+    <w:lvl w:ilvl="1" w:tentative="1">
+      <w:start w:val="1"/>
+      <w:numFmt w:val="bullet"/>
+      <w:lvlText w:val="o"/>
+      <w:lvlJc w:val="left"/>
+      <w:pPr>
+        <w:tabs>
+          <w:tab w:val="num" w:pos="1440"/>
+        </w:tabs>
+        <w:ind w:left="1440" w:hanging="360"/>
+      </w:pPr>
+      <w:rPr>
+        <w:rFonts w:ascii="Courier New" w:hAnsi="Courier New" w:hint="default"/>
+        <w:sz w:val="20"/>
+      </w:rPr>
+    </w:lvl>
+    <w:lvl w:ilvl="2" w:tentative="1">
+      <w:start w:val="1"/>
+      <w:numFmt w:val="bullet"/>
+      <w:lvlText w:val=""/>
+      <w:lvlJc w:val="left"/>
+      <w:pPr>
+        <w:tabs>
+          <w:tab w:val="num" w:pos="2160"/>
+        </w:tabs>
+        <w:ind w:left="2160" w:hanging="360"/>
+      </w:pPr>
+      <w:rPr>
+        <w:rFonts w:ascii="Wingdings" w:hAnsi="Wingdings" w:hint="default"/>
+        <w:sz w:val="20"/>
+      </w:rPr>
+    </w:lvl>
+    <w:lvl w:ilvl="3" w:tentative="1">
+      <w:start w:val="1"/>
+      <w:numFmt w:val="bullet"/>
+      <w:lvlText w:val=""/>
+      <w:lvlJc w:val="left"/>
+      <w:pPr>
+        <w:tabs>
+          <w:tab w:val="num" w:pos="2880"/>
+        </w:tabs>
+        <w:ind w:left="2880" w:hanging="360"/>
+      </w:pPr>
+      <w:rPr>
+        <w:rFonts w:ascii="Wingdings" w:hAnsi="Wingdings" w:hint="default"/>
+        <w:sz w:val="20"/>
+      </w:rPr>
+    </w:lvl>
+    <w:lvl w:ilvl="4" w:tentative="1">
+      <w:start w:val="1"/>
+      <w:numFmt w:val="bullet"/>
+      <w:lvlText w:val=""/>
+      <w:lvlJc w:val="left"/>
+      <w:pPr>
+        <w:tabs>
+          <w:tab w:val="num" w:pos="3600"/>
+        </w:tabs>
+        <w:ind w:left="3600" w:hanging="360"/>
+      </w:pPr>
+      <w:rPr>
+        <w:rFonts w:ascii="Wingdings" w:hAnsi="Wingdings" w:hint="default"/>
+        <w:sz w:val="20"/>
+      </w:rPr>
+    </w:lvl>
+    <w:lvl w:ilvl="5" w:tentative="1">
+      <w:start w:val="1"/>
+      <w:numFmt w:val="bullet"/>
+      <w:lvlText w:val=""/>
+      <w:lvlJc w:val="left"/>
+      <w:pPr>
+        <w:tabs>
+          <w:tab w:val="num" w:pos="4320"/>
+        </w:tabs>
+        <w:ind w:left="4320" w:hanging="360"/>
+      </w:pPr>
+      <w:rPr>
+        <w:rFonts w:ascii="Wingdings" w:hAnsi="Wingdings" w:hint="default"/>
+        <w:sz w:val="20"/>
+      </w:rPr>
+    </w:lvl>
+    <w:lvl w:ilvl="6" w:tentative="1">
+      <w:start w:val="1"/>
+      <w:numFmt w:val="bullet"/>
+      <w:lvlText w:val=""/>
+      <w:lvlJc w:val="left"/>
+      <w:pPr>
+        <w:tabs>
+          <w:tab w:val="num" w:pos="5040"/>
+        </w:tabs>
+        <w:ind w:left="5040" w:hanging="360"/>
+      </w:pPr>
+      <w:rPr>
+        <w:rFonts w:ascii="Wingdings" w:hAnsi="Wingdings" w:hint="default"/>
+        <w:sz w:val="20"/>
+      </w:rPr>
+    </w:lvl>
+    <w:lvl w:ilvl="7" w:tentative="1">
+      <w:start w:val="1"/>
+      <w:numFmt w:val="bullet"/>
+      <w:lvlText w:val=""/>
+      <w:lvlJc w:val="left"/>
+      <w:pPr>
+        <w:tabs>
+          <w:tab w:val="num" w:pos="5760"/>
+        </w:tabs>
+        <w:ind w:left="5760" w:hanging="360"/>
+      </w:pPr>
+      <w:rPr>
+        <w:rFonts w:ascii="Wingdings" w:hAnsi="Wingdings" w:hint="default"/>
+        <w:sz w:val="20"/>
+      </w:rPr>
+    </w:lvl>
+    <w:lvl w:ilvl="8" w:tentative="1">
+      <w:start w:val="1"/>
+      <w:numFmt w:val="bullet"/>
+      <w:lvlText w:val=""/>
+      <w:lvlJc w:val="left"/>
+      <w:pPr>
+        <w:tabs>
+          <w:tab w:val="num" w:pos="6480"/>
+        </w:tabs>
+        <w:ind w:left="6480" w:hanging="360"/>
+      </w:pPr>
+      <w:rPr>
+        <w:rFonts w:ascii="Wingdings" w:hAnsi="Wingdings" w:hint="default"/>
+        <w:sz w:val="20"/>
+      </w:rPr>
+    </w:lvl>
+  </w:abstractNum>
+  <w:abstractNum w:abstractNumId="10">
     <w:nsid w:val="76335F2A"/>
     <w:multiLevelType w:val="hybridMultilevel"/>
     <w:tmpl w:val="51AC89B8"/>
@@ -626,13 +2628,37 @@
     </w:lvl>
   </w:abstractNum>
   <w:num w:numId="1">
+    <w:abstractNumId w:val="7"/>
+  </w:num>
+  <w:num w:numId="2">
+    <w:abstractNumId w:val="10"/>
+  </w:num>
+  <w:num w:numId="3">
+    <w:abstractNumId w:val="4"/>
+  </w:num>
+  <w:num w:numId="4">
+    <w:abstractNumId w:val="2"/>
+  </w:num>
+  <w:num w:numId="5">
+    <w:abstractNumId w:val="0"/>
+  </w:num>
+  <w:num w:numId="6">
     <w:abstractNumId w:val="1"/>
   </w:num>
-  <w:num w:numId="2">
-    <w:abstractNumId w:val="2"/>
+  <w:num w:numId="7">
+    <w:abstractNumId w:val="8"/>
   </w:num>
-  <w:num w:numId="3">
-    <w:abstractNumId w:val="0"/>
+  <w:num w:numId="8">
+    <w:abstractNumId w:val="3"/>
+  </w:num>
+  <w:num w:numId="9">
+    <w:abstractNumId w:val="5"/>
+  </w:num>
+  <w:num w:numId="10">
+    <w:abstractNumId w:val="6"/>
+  </w:num>
+  <w:num w:numId="11">
+    <w:abstractNumId w:val="9"/>
   </w:num>
 </w:numbering>
 </file>
@@ -884,6 +2910,64 @@
       <w:ind w:left="720"/>
       <w:contextualSpacing/>
     </w:pPr>
+  </w:style>
+  <w:style w:type="paragraph" w:styleId="Textodeglobo">
+    <w:name w:val="Balloon Text"/>
+    <w:basedOn w:val="Normal"/>
+    <w:link w:val="TextodegloboCar"/>
+    <w:uiPriority w:val="99"/>
+    <w:semiHidden/>
+    <w:unhideWhenUsed/>
+    <w:rsid w:val="00910179"/>
+    <w:pPr>
+      <w:spacing w:after="0" w:line="240" w:lineRule="auto"/>
+    </w:pPr>
+    <w:rPr>
+      <w:rFonts w:ascii="Tahoma" w:hAnsi="Tahoma" w:cs="Tahoma"/>
+      <w:sz w:val="16"/>
+      <w:szCs w:val="16"/>
+    </w:rPr>
+  </w:style>
+  <w:style w:type="character" w:customStyle="1" w:styleId="TextodegloboCar">
+    <w:name w:val="Texto de globo Car"/>
+    <w:basedOn w:val="Fuentedeprrafopredeter"/>
+    <w:link w:val="Textodeglobo"/>
+    <w:uiPriority w:val="99"/>
+    <w:semiHidden/>
+    <w:rsid w:val="00910179"/>
+    <w:rPr>
+      <w:rFonts w:ascii="Tahoma" w:hAnsi="Tahoma" w:cs="Tahoma"/>
+      <w:sz w:val="16"/>
+      <w:szCs w:val="16"/>
+    </w:rPr>
+  </w:style>
+  <w:style w:type="character" w:styleId="Textoennegrita">
+    <w:name w:val="Strong"/>
+    <w:basedOn w:val="Fuentedeprrafopredeter"/>
+    <w:uiPriority w:val="22"/>
+    <w:qFormat/>
+    <w:rsid w:val="008034FE"/>
+    <w:rPr>
+      <w:b/>
+      <w:bCs/>
+    </w:rPr>
+  </w:style>
+  <w:style w:type="paragraph" w:styleId="NormalWeb">
+    <w:name w:val="Normal (Web)"/>
+    <w:basedOn w:val="Normal"/>
+    <w:uiPriority w:val="99"/>
+    <w:semiHidden/>
+    <w:unhideWhenUsed/>
+    <w:rsid w:val="008034FE"/>
+    <w:pPr>
+      <w:spacing w:before="100" w:beforeAutospacing="1" w:after="100" w:afterAutospacing="1" w:line="240" w:lineRule="auto"/>
+    </w:pPr>
+    <w:rPr>
+      <w:rFonts w:ascii="Times New Roman" w:eastAsia="Times New Roman" w:hAnsi="Times New Roman" w:cs="Times New Roman"/>
+      <w:sz w:val="24"/>
+      <w:szCs w:val="24"/>
+      <w:lang w:eastAsia="es-ES"/>
+    </w:rPr>
   </w:style>
 </w:styles>
 </file>
